--- a/sistema_informatico/tiposSO-AdrianTirado.docx
+++ b/sistema_informatico/tiposSO-AdrianTirado.docx
@@ -1,6 +1,6 @@
 
 <file path=word/document.xml><?xml version="1.0" encoding="utf-8"?>
-<w:document xmlns:wpc="http://schemas.microsoft.com/office/word/2010/wordprocessingCanvas" xmlns:cx="http://schemas.microsoft.com/office/drawing/2014/chartex" xmlns:cx1="http://schemas.microsoft.com/office/drawing/2015/9/8/chartex" xmlns:cx2="http://schemas.microsoft.com/office/drawing/2015/10/21/chartex" xmlns:cx3="http://schemas.microsoft.com/office/drawing/2016/5/9/chartex" xmlns:cx4="http://schemas.microsoft.com/office/drawing/2016/5/10/chartex" xmlns:cx5="http://schemas.microsoft.com/office/drawing/2016/5/11/chartex" xmlns:cx6="http://schemas.microsoft.com/office/drawing/2016/5/12/chartex" xmlns:cx7="http://schemas.microsoft.com/office/drawing/2016/5/13/chartex" xmlns:cx8="http://schemas.microsoft.com/office/drawing/2016/5/14/chartex" xmlns:mc="http://schemas.openxmlformats.org/markup-compatibility/2006" xmlns:aink="http://schemas.microsoft.com/office/drawing/2016/ink" xmlns:am3d="http://schemas.microsoft.com/office/drawing/2017/model3d" xmlns:o="urn:schemas-microsoft-com:office:office" xmlns:r="http://schemas.openxmlformats.org/officeDocument/2006/relationships" xmlns:m="http://schemas.openxmlformats.org/officeDocument/2006/math" xmlns:v="urn:schemas-microsoft-com:vml" xmlns:wp14="http://schemas.microsoft.com/office/word/2010/wordprocessingDrawing" xmlns:wp="http://schemas.openxmlformats.org/drawingml/2006/wordprocessingDrawing" xmlns:w10="urn:schemas-microsoft-com:office:word" xmlns:w="http://schemas.openxmlformats.org/wordprocessingml/2006/main" xmlns:w14="http://schemas.microsoft.com/office/word/2010/wordml" xmlns:w15="http://schemas.microsoft.com/office/word/2012/wordml" xmlns:w16cid="http://schemas.microsoft.com/office/word/2016/wordml/cid" xmlns:w16se="http://schemas.microsoft.com/office/word/2015/wordml/symex" xmlns:wpg="http://schemas.microsoft.com/office/word/2010/wordprocessingGroup" xmlns:wpi="http://schemas.microsoft.com/office/word/2010/wordprocessingInk" xmlns:wne="http://schemas.microsoft.com/office/word/2006/wordml" xmlns:wps="http://schemas.microsoft.com/office/word/2010/wordprocessingShape" mc:Ignorable="w14 w15 w16se w16cid wp14">
+<w:document xmlns:wpc="http://schemas.microsoft.com/office/word/2010/wordprocessingCanvas" xmlns:cx="http://schemas.microsoft.com/office/drawing/2014/chartex" xmlns:cx1="http://schemas.microsoft.com/office/drawing/2015/9/8/chartex" xmlns:cx2="http://schemas.microsoft.com/office/drawing/2015/10/21/chartex" xmlns:cx3="http://schemas.microsoft.com/office/drawing/2016/5/9/chartex" xmlns:cx4="http://schemas.microsoft.com/office/drawing/2016/5/10/chartex" xmlns:cx5="http://schemas.microsoft.com/office/drawing/2016/5/11/chartex" xmlns:cx6="http://schemas.microsoft.com/office/drawing/2016/5/12/chartex" xmlns:cx7="http://schemas.microsoft.com/office/drawing/2016/5/13/chartex" xmlns:cx8="http://schemas.microsoft.com/office/drawing/2016/5/14/chartex" xmlns:mc="http://schemas.openxmlformats.org/markup-compatibility/2006" xmlns:aink="http://schemas.microsoft.com/office/drawing/2016/ink" xmlns:am3d="http://schemas.microsoft.com/office/drawing/2017/model3d" xmlns:o="urn:schemas-microsoft-com:office:office" xmlns:oel="http://schemas.microsoft.com/office/2019/extlst" xmlns:r="http://schemas.openxmlformats.org/officeDocument/2006/relationships" xmlns:m="http://schemas.openxmlformats.org/officeDocument/2006/math" xmlns:v="urn:schemas-microsoft-com:vml" xmlns:wp14="http://schemas.microsoft.com/office/word/2010/wordprocessingDrawing" xmlns:wp="http://schemas.openxmlformats.org/drawingml/2006/wordprocessingDrawing" xmlns:w10="urn:schemas-microsoft-com:office:word" xmlns:w="http://schemas.openxmlformats.org/wordprocessingml/2006/main" xmlns:w14="http://schemas.microsoft.com/office/word/2010/wordml" xmlns:w15="http://schemas.microsoft.com/office/word/2012/wordml" xmlns:w16cex="http://schemas.microsoft.com/office/word/2018/wordml/cex" xmlns:w16cid="http://schemas.microsoft.com/office/word/2016/wordml/cid" xmlns:w16="http://schemas.microsoft.com/office/word/2018/wordml" xmlns:w16sdtdh="http://schemas.microsoft.com/office/word/2020/wordml/sdtdatahash" xmlns:w16se="http://schemas.microsoft.com/office/word/2015/wordml/symex" xmlns:wpg="http://schemas.microsoft.com/office/word/2010/wordprocessingGroup" xmlns:wpi="http://schemas.microsoft.com/office/word/2010/wordprocessingInk" xmlns:wne="http://schemas.microsoft.com/office/word/2006/wordml" xmlns:wps="http://schemas.microsoft.com/office/word/2010/wordprocessingShape" mc:Ignorable="w14 w15 w16se w16cid w16 w16cex w16sdtdh wp14">
   <w:body>
     <w:p>
       <w:r>
@@ -14,7 +14,7 @@
         <mc:AlternateContent>
           <mc:Choice Requires="wps">
             <w:drawing>
-              <wp:anchor distT="0" distB="0" distL="114300" distR="114300" simplePos="0" relativeHeight="251666432" behindDoc="1" locked="0" layoutInCell="1" allowOverlap="1" wp14:anchorId="2934EC10" wp14:editId="6E50E818">
+              <wp:anchor distT="0" distB="0" distL="114300" distR="114300" simplePos="0" relativeHeight="251666432" behindDoc="1" locked="0" layoutInCell="1" allowOverlap="1" wp14:anchorId="641C8CFE" wp14:editId="6E50E818">
                 <wp:simplePos x="0" y="0"/>
                 <wp:positionH relativeFrom="margin">
                   <wp:posOffset>2763672</wp:posOffset>
@@ -98,11 +98,11 @@
           </mc:Choice>
           <mc:Fallback>
             <w:pict>
-              <v:shapetype w14:anchorId="2934EC10" id="_x0000_t202" coordsize="21600,21600" o:spt="202" path="m,l,21600r21600,l21600,xe">
+              <v:shapetype w14:anchorId="641C8CFE" id="_x0000_t202" coordsize="21600,21600" o:spt="202" path="m,l,21600r21600,l21600,xe">
                 <v:stroke joinstyle="miter"/>
                 <v:path gradientshapeok="t" o:connecttype="rect"/>
               </v:shapetype>
-              <v:shape id="Cuadro de texto 1" o:spid="_x0000_s1026" type="#_x0000_t202" style="position:absolute;margin-left:217.6pt;margin-top:-.55pt;width:246.15pt;height:42.8pt;z-index:-251650048;visibility:visible;mso-wrap-style:square;mso-wrap-distance-left:9pt;mso-wrap-distance-top:0;mso-wrap-distance-right:9pt;mso-wrap-distance-bottom:0;mso-position-horizontal:absolute;mso-position-horizontal-relative:margin;mso-position-vertical:absolute;mso-position-vertical-relative:text;v-text-anchor:top" o:gfxdata="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" filled="f" stroked="f">
+              <v:shape id="Cuadro de texto 1" o:spid="_x0000_s1026" type="#_x0000_t202" style="position:absolute;margin-left:217.6pt;margin-top:-.55pt;width:246.15pt;height:42.8pt;z-index:-251650048;visibility:visible;mso-wrap-style:square;mso-wrap-distance-left:9pt;mso-wrap-distance-top:0;mso-wrap-distance-right:9pt;mso-wrap-distance-bottom:0;mso-position-horizontal:absolute;mso-position-horizontal-relative:margin;mso-position-vertical:absolute;mso-position-vertical-relative:text;v-text-anchor:top" o:gfxdata="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" filled="f" stroked="f">
                 <v:textbox>
                   <w:txbxContent>
                     <w:p>
@@ -146,7 +146,7 @@
         <mc:AlternateContent>
           <mc:Choice Requires="wps">
             <w:drawing>
-              <wp:anchor distT="0" distB="0" distL="114300" distR="114300" simplePos="0" relativeHeight="251664384" behindDoc="1" locked="0" layoutInCell="1" allowOverlap="1" wp14:anchorId="632A3BAC" wp14:editId="2D86327E">
+              <wp:anchor distT="0" distB="0" distL="114300" distR="114300" simplePos="0" relativeHeight="251664384" behindDoc="1" locked="0" layoutInCell="1" allowOverlap="1" wp14:anchorId="3659D506" wp14:editId="2D86327E">
                 <wp:simplePos x="0" y="0"/>
                 <wp:positionH relativeFrom="margin">
                   <wp:align>left</wp:align>
@@ -240,7 +240,7 @@
           </mc:Choice>
           <mc:Fallback>
             <w:pict>
-              <v:shape w14:anchorId="632A3BAC" id="Cuadro de texto 3" o:spid="_x0000_s1027" type="#_x0000_t202" style="position:absolute;margin-left:0;margin-top:561.85pt;width:246.15pt;height:42.8pt;z-index:-251652096;visibility:visible;mso-wrap-style:square;mso-wrap-distance-left:9pt;mso-wrap-distance-top:0;mso-wrap-distance-right:9pt;mso-wrap-distance-bottom:0;mso-position-horizontal:left;mso-position-horizontal-relative:margin;mso-position-vertical:absolute;mso-position-vertical-relative:text;v-text-anchor:top" o:gfxdata="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" filled="f" stroked="f">
+              <v:shape w14:anchorId="3659D506" id="Cuadro de texto 3" o:spid="_x0000_s1027" type="#_x0000_t202" style="position:absolute;margin-left:0;margin-top:561.85pt;width:246.15pt;height:42.8pt;z-index:-251652096;visibility:visible;mso-wrap-style:square;mso-wrap-distance-left:9pt;mso-wrap-distance-top:0;mso-wrap-distance-right:9pt;mso-wrap-distance-bottom:0;mso-position-horizontal:left;mso-position-horizontal-relative:margin;mso-position-vertical:absolute;mso-position-vertical-relative:text;v-text-anchor:top" o:gfxdata="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" filled="f" stroked="f">
                 <v:textbox>
                   <w:txbxContent>
                     <w:p>
@@ -294,7 +294,7 @@
         <mc:AlternateContent>
           <mc:Choice Requires="wps">
             <w:drawing>
-              <wp:anchor distT="0" distB="0" distL="114300" distR="114300" simplePos="0" relativeHeight="251662336" behindDoc="1" locked="0" layoutInCell="1" allowOverlap="1" wp14:anchorId="6640182A" wp14:editId="7BE22592">
+              <wp:anchor distT="0" distB="0" distL="114300" distR="114300" simplePos="0" relativeHeight="251662336" behindDoc="1" locked="0" layoutInCell="1" allowOverlap="1" wp14:anchorId="2F4E1E79" wp14:editId="7BE22592">
                 <wp:simplePos x="0" y="0"/>
                 <wp:positionH relativeFrom="margin">
                   <wp:posOffset>2717851</wp:posOffset>
@@ -378,7 +378,7 @@
           </mc:Choice>
           <mc:Fallback>
             <w:pict>
-              <v:shape w14:anchorId="6640182A" id="Cuadro de texto 2" o:spid="_x0000_s1028" type="#_x0000_t202" style="position:absolute;margin-left:214pt;margin-top:46.15pt;width:246.15pt;height:42.8pt;z-index:-251654144;visibility:visible;mso-wrap-style:square;mso-wrap-distance-left:9pt;mso-wrap-distance-top:0;mso-wrap-distance-right:9pt;mso-wrap-distance-bottom:0;mso-position-horizontal:absolute;mso-position-horizontal-relative:margin;mso-position-vertical:absolute;mso-position-vertical-relative:text;v-text-anchor:top" o:gfxdata="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" filled="f" stroked="f">
+              <v:shape w14:anchorId="2F4E1E79" id="Cuadro de texto 2" o:spid="_x0000_s1028" type="#_x0000_t202" style="position:absolute;margin-left:214pt;margin-top:46.15pt;width:246.15pt;height:42.8pt;z-index:-251654144;visibility:visible;mso-wrap-style:square;mso-wrap-distance-left:9pt;mso-wrap-distance-top:0;mso-wrap-distance-right:9pt;mso-wrap-distance-bottom:0;mso-position-horizontal:absolute;mso-position-horizontal-relative:margin;mso-position-vertical:absolute;mso-position-vertical-relative:text;v-text-anchor:top" o:gfxdata="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" filled="f" stroked="f">
                 <v:textbox>
                   <w:txbxContent>
                     <w:p>
@@ -419,7 +419,6 @@
             <w:docPartUnique/>
           </w:docPartObj>
         </w:sdtPr>
-        <w:sdtEndPr/>
         <w:sdtContent>
           <w:r>
             <w:rPr>
@@ -428,7 +427,7 @@
             <mc:AlternateContent>
               <mc:Choice Requires="wpg">
                 <w:drawing>
-                  <wp:anchor distT="0" distB="0" distL="114300" distR="114300" simplePos="0" relativeHeight="251659264" behindDoc="1" locked="0" layoutInCell="1" allowOverlap="1" wp14:anchorId="43EBE590">
+                  <wp:anchor distT="0" distB="0" distL="114300" distR="114300" simplePos="0" relativeHeight="251659264" behindDoc="1" locked="0" layoutInCell="1" allowOverlap="1" wp14:anchorId="62F3D2E2">
                     <wp:simplePos x="0" y="0"/>
                     <wp:positionH relativeFrom="page">
                       <wp:align>center</wp:align>
@@ -1050,7 +1049,6 @@
                                     <w:dataBinding w:prefixMappings="xmlns:ns0='http://purl.org/dc/elements/1.1/' xmlns:ns1='http://schemas.openxmlformats.org/package/2006/metadata/core-properties' " w:xpath="/ns1:coreProperties[1]/ns0:title[1]" w:storeItemID="{6C3C8BC8-F283-45AE-878A-BAB7291924A1}"/>
                                     <w:text/>
                                   </w:sdtPr>
-                                  <w:sdtEndPr/>
                                   <w:sdtContent>
                                     <w:p>
                                       <w:pPr>
@@ -1110,7 +1108,7 @@
               </mc:Choice>
               <mc:Fallback>
                 <w:pict>
-                  <v:group w14:anchorId="43EBE590" id="Grupo 48" o:spid="_x0000_s1029" style="position:absolute;margin-left:0;margin-top:0;width:540pt;height:10in;z-index:-251657216;mso-width-percent:882;mso-height-percent:909;mso-position-horizontal:center;mso-position-horizontal-relative:page;mso-position-vertical:center;mso-position-vertical-relative:page;mso-width-percent:882;mso-height-percent:909" coordsize="68580,91440" o:gfxdata="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">
+                  <v:group w14:anchorId="62F3D2E2" id="Grupo 48" o:spid="_x0000_s1029" style="position:absolute;margin-left:0;margin-top:0;width:540pt;height:10in;z-index:-251657216;mso-width-percent:882;mso-height-percent:909;mso-position-horizontal:center;mso-position-horizontal-relative:page;mso-position-vertical:center;mso-position-vertical-relative:page;mso-width-percent:882;mso-height-percent:909" coordsize="68580,91440" o:gfxdata="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">
                     <v:group id="Grupo 49" o:spid="_x0000_s1030" style="position:absolute;width:68580;height:91440" coordsize="68580,91440" o:gfxdata="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">
                       <v:rect id="Rectángulo 54" o:spid="_x0000_s1031" style="position:absolute;width:68580;height:91440;visibility:visible;mso-wrap-style:square;v-text-anchor:top" o:gfxdata="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" fillcolor="#485870 [3122]" stroked="f" strokeweight="1pt">
                         <v:fill color2="#3d4b5f [2882]" angle="348" colors="0 #88acbb;6554f #88acbb" focus="100%" type="gradient"/>
@@ -1180,7 +1178,6 @@
                               <w:dataBinding w:prefixMappings="xmlns:ns0='http://purl.org/dc/elements/1.1/' xmlns:ns1='http://schemas.openxmlformats.org/package/2006/metadata/core-properties' " w:xpath="/ns1:coreProperties[1]/ns0:title[1]" w:storeItemID="{6C3C8BC8-F283-45AE-878A-BAB7291924A1}"/>
                               <w:text/>
                             </w:sdtPr>
-                            <w:sdtEndPr/>
                             <w:sdtContent>
                               <w:p>
                                 <w:pPr>
@@ -1295,9 +1292,11 @@
           <w:bCs w:val="0"/>
           <w:caps w:val="0"/>
           <w:noProof/>
+          <w:kern w:val="2"/>
           <w:sz w:val="22"/>
           <w:szCs w:val="22"/>
           <w:lang w:eastAsia="es-ES"/>
+          <w14:ligatures w14:val="standardContextual"/>
         </w:rPr>
       </w:pPr>
       <w:r>
@@ -1318,7 +1317,7 @@
         </w:rPr>
         <w:fldChar w:fldCharType="separate"/>
       </w:r>
-      <w:hyperlink w:anchor="_Toc148720110" w:history="1">
+      <w:hyperlink w:anchor="_Toc148736736" w:history="1">
         <w:r>
           <w:rPr>
             <w:rStyle w:val="Hipervnculo"/>
@@ -1333,9 +1332,11 @@
             <w:bCs w:val="0"/>
             <w:caps w:val="0"/>
             <w:noProof/>
+            <w:kern w:val="2"/>
             <w:sz w:val="22"/>
             <w:szCs w:val="22"/>
             <w:lang w:eastAsia="es-ES"/>
+            <w14:ligatures w14:val="standardContextual"/>
           </w:rPr>
           <w:tab/>
         </w:r>
@@ -1365,7 +1366,7 @@
             <w:noProof/>
             <w:webHidden/>
           </w:rPr>
-          <w:instrText xml:space="preserve"> PAGEREF _Toc148720110 \h </w:instrText>
+          <w:instrText xml:space="preserve"> PAGEREF _Toc148736736 \h </w:instrText>
         </w:r>
         <w:r>
           <w:rPr>
@@ -1409,12 +1410,14 @@
           <w:bCs w:val="0"/>
           <w:caps w:val="0"/>
           <w:noProof/>
+          <w:kern w:val="2"/>
           <w:sz w:val="22"/>
           <w:szCs w:val="22"/>
           <w:lang w:eastAsia="es-ES"/>
-        </w:rPr>
-      </w:pPr>
-      <w:hyperlink w:anchor="_Toc148720111" w:history="1">
+          <w14:ligatures w14:val="standardContextual"/>
+        </w:rPr>
+      </w:pPr>
+      <w:hyperlink w:anchor="_Toc148736737" w:history="1">
         <w:r>
           <w:rPr>
             <w:rStyle w:val="Hipervnculo"/>
@@ -1429,9 +1432,11 @@
             <w:bCs w:val="0"/>
             <w:caps w:val="0"/>
             <w:noProof/>
+            <w:kern w:val="2"/>
             <w:sz w:val="22"/>
             <w:szCs w:val="22"/>
             <w:lang w:eastAsia="es-ES"/>
+            <w14:ligatures w14:val="standardContextual"/>
           </w:rPr>
           <w:tab/>
         </w:r>
@@ -1461,7 +1466,7 @@
             <w:noProof/>
             <w:webHidden/>
           </w:rPr>
-          <w:instrText xml:space="preserve"> PAGEREF _Toc148720111 \h </w:instrText>
+          <w:instrText xml:space="preserve"> PAGEREF _Toc148736737 \h </w:instrText>
         </w:r>
         <w:r>
           <w:rPr>
@@ -1505,12 +1510,14 @@
           <w:bCs w:val="0"/>
           <w:caps w:val="0"/>
           <w:noProof/>
+          <w:kern w:val="2"/>
           <w:sz w:val="22"/>
           <w:szCs w:val="22"/>
           <w:lang w:eastAsia="es-ES"/>
-        </w:rPr>
-      </w:pPr>
-      <w:hyperlink w:anchor="_Toc148720112" w:history="1">
+          <w14:ligatures w14:val="standardContextual"/>
+        </w:rPr>
+      </w:pPr>
+      <w:hyperlink w:anchor="_Toc148736738" w:history="1">
         <w:r>
           <w:rPr>
             <w:rStyle w:val="Hipervnculo"/>
@@ -1525,9 +1532,11 @@
             <w:bCs w:val="0"/>
             <w:caps w:val="0"/>
             <w:noProof/>
+            <w:kern w:val="2"/>
             <w:sz w:val="22"/>
             <w:szCs w:val="22"/>
             <w:lang w:eastAsia="es-ES"/>
+            <w14:ligatures w14:val="standardContextual"/>
           </w:rPr>
           <w:tab/>
         </w:r>
@@ -1557,7 +1566,7 @@
             <w:noProof/>
             <w:webHidden/>
           </w:rPr>
-          <w:instrText xml:space="preserve"> PAGEREF _Toc148720112 \h </w:instrText>
+          <w:instrText xml:space="preserve"> PAGEREF _Toc148736738 \h </w:instrText>
         </w:r>
         <w:r>
           <w:rPr>
@@ -1577,7 +1586,7 @@
             <w:noProof/>
             <w:webHidden/>
           </w:rPr>
-          <w:t>4</w:t>
+          <w:t>5</w:t>
         </w:r>
         <w:r>
           <w:rPr>
@@ -1615,7 +1624,7 @@
         </w:rPr>
         <w:br w:type="page"/>
       </w:r>
-      <w:bookmarkStart w:id="0" w:name="_Toc148720110"/>
+      <w:bookmarkStart w:id="0" w:name="_Toc148736736"/>
       <w:r>
         <w:lastRenderedPageBreak/>
         <w:t xml:space="preserve">Accede a las páginas web de QNX </w:t>
@@ -1660,7 +1669,14 @@
         </w:rPr>
       </w:pPr>
       <w:r>
-        <w:t xml:space="preserve">QNX (Blackberry): </w:t>
+        <w:rPr>
+          <w:b/>
+          <w:bCs/>
+        </w:rPr>
+        <w:t>QNX (Blackberry):</w:t>
+      </w:r>
+      <w:r>
+        <w:t xml:space="preserve"> </w:t>
       </w:r>
       <w:r>
         <w:t>sistema operativo basado en un microkernel, lo que significa que tiene una arquitectura modular que separa el núcleo del sistema de los componentes adicionales</w:t>
@@ -1723,7 +1739,14 @@
         </w:rPr>
       </w:pPr>
       <w:r>
-        <w:t>LynxOS: basado en microkernel como el anterior, es fiable ante los errores ya que solo le afecta a un componente.</w:t>
+        <w:rPr>
+          <w:b/>
+          <w:bCs/>
+        </w:rPr>
+        <w:t>LynxOS:</w:t>
+      </w:r>
+      <w:r>
+        <w:t xml:space="preserve"> basado en microkernel como el anterior, es fiable ante los errores ya que solo le afecta a un componente.</w:t>
       </w:r>
     </w:p>
     <w:p>
@@ -1791,7 +1814,7 @@
           <w:numId w:val="1"/>
         </w:numPr>
       </w:pPr>
-      <w:bookmarkStart w:id="1" w:name="_Toc148720111"/>
+      <w:bookmarkStart w:id="1" w:name="_Toc148736737"/>
       <w:r>
         <w:lastRenderedPageBreak/>
         <w:t xml:space="preserve">Busca en internet dos versiones de sistemas </w:t>
@@ -1825,7 +1848,14 @@
         </w:rPr>
       </w:pPr>
       <w:r>
-        <w:t xml:space="preserve">FreeDOS: </w:t>
+        <w:rPr>
+          <w:b/>
+          <w:bCs/>
+        </w:rPr>
+        <w:t>FreeDOS:</w:t>
+      </w:r>
+      <w:r>
+        <w:t xml:space="preserve"> </w:t>
       </w:r>
       <w:r>
         <w:t>sistema operativo basado en el antiguo MSDOS, que se utilizaba en los primeros ordenadores personales.</w:t>
@@ -1855,6 +1885,10 @@
         </w:rPr>
       </w:pPr>
       <w:r>
+        <w:rPr>
+          <w:b/>
+          <w:bCs/>
+        </w:rPr>
         <w:t>Plan9:</w:t>
       </w:r>
       <w:r>
@@ -1878,11 +1912,6 @@
       <w:r>
         <w:t>.</w:t>
       </w:r>
-    </w:p>
-    <w:p>
-      <w:pPr>
-        <w:pStyle w:val="Texto"/>
-      </w:pPr>
     </w:p>
     <w:p>
       <w:pPr>
@@ -1914,49 +1943,48 @@
           <w:sz w:val="24"/>
           <w:szCs w:val="24"/>
         </w:rPr>
-        <w:t xml:space="preserve"> están diseñados para aplicaciones embebidas, que son sistemas que funcionan dentro de otros dispositivos y que no requieren de una interacción directa con el usuario final. Por ejemplo, un sistema puede controlar el funcionamiento de un automóvil, un robot o un dispositivo médico, sin que el usuario tenga que ver o tocar el sistema operativo. </w:t>
-      </w:r>
-    </w:p>
-    <w:p>
-      <w:pPr>
+        <w:t xml:space="preserve"> están diseñados para aplicaciones embebidas, que son sistemas que funcionan dentro de otros dispositivos y que no requieren de una interacción directa con el usuario final</w:t>
+      </w:r>
+      <w:r>
         <w:rPr>
           <w:rFonts w:ascii="Times New Roman" w:hAnsi="Times New Roman" w:cs="Times New Roman"/>
           <w:sz w:val="24"/>
           <w:szCs w:val="24"/>
         </w:rPr>
-      </w:pPr>
+        <w:t>, p</w:t>
+      </w:r>
       <w:r>
         <w:rPr>
           <w:rFonts w:ascii="Times New Roman" w:hAnsi="Times New Roman" w:cs="Times New Roman"/>
           <w:sz w:val="24"/>
           <w:szCs w:val="24"/>
         </w:rPr>
-        <w:t>En estos casos, lo más importante es que el sistema operativo sea rápido, seguro, fiable y eficiente, y no que tenga una apariencia</w:t>
-      </w:r>
-      <w:r>
+        <w:t xml:space="preserve">or ejemplo, un sistema puede controlar el funcionamiento de un automóvil, un robot o un dispositivo médico, sin que el usuario tenga que ver o tocar el sistema operativo. </w:t>
+      </w:r>
+    </w:p>
+    <w:p>
+      <w:pPr>
         <w:rPr>
           <w:rFonts w:ascii="Times New Roman" w:hAnsi="Times New Roman" w:cs="Times New Roman"/>
           <w:sz w:val="24"/>
           <w:szCs w:val="24"/>
         </w:rPr>
-        <w:t xml:space="preserve"> bonita.</w:t>
-      </w:r>
-    </w:p>
-    <w:p>
-      <w:pPr>
+      </w:pPr>
+      <w:r>
         <w:rPr>
           <w:rFonts w:ascii="Times New Roman" w:hAnsi="Times New Roman" w:cs="Times New Roman"/>
           <w:sz w:val="24"/>
           <w:szCs w:val="24"/>
         </w:rPr>
-      </w:pPr>
+        <w:t>En estos casos, lo más importante es que el sistema operativo sea rápido, seguro, fiable y eficiente</w:t>
+      </w:r>
       <w:r>
         <w:rPr>
           <w:rFonts w:ascii="Times New Roman" w:hAnsi="Times New Roman" w:cs="Times New Roman"/>
           <w:sz w:val="24"/>
           <w:szCs w:val="24"/>
         </w:rPr>
-        <w:t>Por eso, estos sistemas operativos se basan en el uso de comandos de texto, que son más simples y directos que los elementos gráficos</w:t>
+        <w:t xml:space="preserve"> y </w:t>
       </w:r>
       <w:r>
         <w:rPr>
@@ -1964,7 +1992,7 @@
           <w:sz w:val="24"/>
           <w:szCs w:val="24"/>
         </w:rPr>
-        <w:t>, a</w:t>
+        <w:t xml:space="preserve">no </w:t>
       </w:r>
       <w:r>
         <w:rPr>
@@ -1972,48 +2000,117 @@
           <w:sz w:val="24"/>
           <w:szCs w:val="24"/>
         </w:rPr>
-        <w:t xml:space="preserve">demás, al no tener interfaz gráfica, estos sistemas operativos ahorran recursos como la memoria o el procesador, que pueden ser escasos o limitados. </w:t>
-      </w:r>
-    </w:p>
-    <w:p>
-      <w:pPr>
+        <w:t xml:space="preserve">necesita </w:t>
+      </w:r>
+      <w:r>
         <w:rPr>
           <w:rFonts w:ascii="Times New Roman" w:hAnsi="Times New Roman" w:cs="Times New Roman"/>
           <w:sz w:val="24"/>
           <w:szCs w:val="24"/>
         </w:rPr>
-      </w:pPr>
+        <w:t>que tenga una apariencia</w:t>
+      </w:r>
       <w:r>
         <w:rPr>
           <w:rFonts w:ascii="Times New Roman" w:hAnsi="Times New Roman" w:cs="Times New Roman"/>
           <w:sz w:val="24"/>
           <w:szCs w:val="24"/>
         </w:rPr>
-        <w:t>En resumen, a</w:t>
-      </w:r>
-      <w:r>
+        <w:t xml:space="preserve"> bonita.</w:t>
+      </w:r>
+    </w:p>
+    <w:p>
+      <w:pPr>
         <w:rPr>
           <w:rFonts w:ascii="Times New Roman" w:hAnsi="Times New Roman" w:cs="Times New Roman"/>
           <w:sz w:val="24"/>
           <w:szCs w:val="24"/>
         </w:rPr>
-        <w:t xml:space="preserve">sí, estos sistemas operativos pueden optimizar el rendimiento y la funcionalidad </w:t>
-      </w:r>
+      </w:pPr>
       <w:r>
         <w:rPr>
           <w:rFonts w:ascii="Times New Roman" w:hAnsi="Times New Roman" w:cs="Times New Roman"/>
           <w:sz w:val="24"/>
           <w:szCs w:val="24"/>
         </w:rPr>
+        <w:t>Por eso, estos sistemas operativos se basan en el uso de comandos de texto, que son más simples y directos que los elementos gráficos</w:t>
+      </w:r>
+      <w:r>
+        <w:rPr>
+          <w:rFonts w:ascii="Times New Roman" w:hAnsi="Times New Roman" w:cs="Times New Roman"/>
+          <w:sz w:val="24"/>
+          <w:szCs w:val="24"/>
+        </w:rPr>
+        <w:t>, a</w:t>
+      </w:r>
+      <w:r>
+        <w:rPr>
+          <w:rFonts w:ascii="Times New Roman" w:hAnsi="Times New Roman" w:cs="Times New Roman"/>
+          <w:sz w:val="24"/>
+          <w:szCs w:val="24"/>
+        </w:rPr>
+        <w:t xml:space="preserve">demás, al no tener interfaz gráfica, estos sistemas operativos ahorran recursos como la memoria o el procesador, que pueden ser escasos o limitados. </w:t>
+      </w:r>
+    </w:p>
+    <w:p>
+      <w:pPr>
+        <w:rPr>
+          <w:rFonts w:ascii="Times New Roman" w:hAnsi="Times New Roman" w:cs="Times New Roman"/>
+          <w:sz w:val="24"/>
+          <w:szCs w:val="24"/>
+        </w:rPr>
+      </w:pPr>
+      <w:r>
+        <w:rPr>
+          <w:rFonts w:ascii="Times New Roman" w:hAnsi="Times New Roman" w:cs="Times New Roman"/>
+          <w:sz w:val="24"/>
+          <w:szCs w:val="24"/>
+        </w:rPr>
+        <w:t>En resumen, a</w:t>
+      </w:r>
+      <w:r>
+        <w:rPr>
+          <w:rFonts w:ascii="Times New Roman" w:hAnsi="Times New Roman" w:cs="Times New Roman"/>
+          <w:sz w:val="24"/>
+          <w:szCs w:val="24"/>
+        </w:rPr>
+        <w:t xml:space="preserve">sí, estos sistemas operativos pueden optimizar el rendimiento y la funcionalidad </w:t>
+      </w:r>
+      <w:r>
+        <w:rPr>
+          <w:rFonts w:ascii="Times New Roman" w:hAnsi="Times New Roman" w:cs="Times New Roman"/>
+          <w:sz w:val="24"/>
+          <w:szCs w:val="24"/>
+        </w:rPr>
         <w:t>de sus recursos.</w:t>
       </w:r>
-      <w:bookmarkStart w:id="2" w:name="_GoBack"/>
-      <w:bookmarkEnd w:id="2"/>
     </w:p>
     <w:p>
       <w:pPr>
         <w:pStyle w:val="Texto"/>
-        <w:ind w:left="720"/>
+        <w:numPr>
+          <w:ilvl w:val="0"/>
+          <w:numId w:val="2"/>
+        </w:numPr>
+      </w:pPr>
+      <w:r>
+        <w:rPr>
+          <w:b/>
+          <w:bCs/>
+        </w:rPr>
+        <w:t>Windows 11:</w:t>
+      </w:r>
+      <w:r>
+        <w:t xml:space="preserve"> Es el sistema operativo más reciente de Microsoft, lanzado en octubre de 2021. Tiene una interfaz gráfica renovada, con un menú de inicio centrado, esquinas redondeadas, nuevos iconos y widgets. También incorpora mejoras en el rendimiento, la seguridad, la compatibilidad y la productividad.</w:t>
+      </w:r>
+    </w:p>
+    <w:p>
+      <w:pPr>
+        <w:pStyle w:val="Texto"/>
+        <w:numPr>
+          <w:ilvl w:val="0"/>
+          <w:numId w:val="2"/>
+        </w:numPr>
         <w:rPr>
           <w:rFonts w:eastAsiaTheme="majorEastAsia" w:cstheme="majorBidi"/>
           <w:color w:val="2F5496" w:themeColor="accent1" w:themeShade="BF"/>
@@ -2021,6 +2118,42 @@
           <w:szCs w:val="32"/>
         </w:rPr>
       </w:pPr>
+      <w:r>
+        <w:rPr>
+          <w:b/>
+          <w:bCs/>
+        </w:rPr>
+        <w:t>Ubuntu:</w:t>
+      </w:r>
+      <w:r>
+        <w:t xml:space="preserve"> Es un sistema operativo basado en Linux, que es gratuito y de código abierto. Tiene una interfaz gráfica llamada GNOME, que es simple y elegante, con un panel lateral, un escritorio dinámico y un centro de control. También ofrece una gran variedad de aplicaciones, personalización y soporte comunitario.</w:t>
+      </w:r>
+    </w:p>
+    <w:p>
+      <w:pPr>
+        <w:pStyle w:val="Texto"/>
+      </w:pPr>
+      <w:r>
+        <w:t>Estos otros 2 sistemas operativos ofrecen una versión gráfica ya que los ordenadores para los que están diseñados son muy avanzados a comparación de los anteriores y están diseñados para todo tipo de usuarios, permiten que puedan interactuar de manera sencilla con los documentos, con los discos duros, con dispositivos extraíbles, …</w:t>
+      </w:r>
+    </w:p>
+    <w:p>
+      <w:pPr>
+        <w:pStyle w:val="Texto"/>
+        <w:rPr>
+          <w:rFonts w:eastAsiaTheme="majorEastAsia" w:cstheme="majorBidi"/>
+          <w:color w:val="2F5496" w:themeColor="accent1" w:themeShade="BF"/>
+          <w:sz w:val="30"/>
+          <w:szCs w:val="32"/>
+        </w:rPr>
+      </w:pPr>
+      <w:r>
+        <w:t xml:space="preserve">Ubuntu posee una versión sin gráfica para los servidores y tiene las mismas razones de por que no tiene interfaz gráfica, ya que es para optimizar sus recursos, aunque se puede </w:t>
+      </w:r>
+      <w:r>
+        <w:lastRenderedPageBreak/>
+        <w:t>instalar con interfaz gráfica instalando la versión de escritorio que es la misma, pero con interfaz gráfica.</w:t>
+      </w:r>
       <w:r>
         <w:br w:type="page"/>
       </w:r>
@@ -2033,12 +2166,99 @@
           <w:numId w:val="1"/>
         </w:numPr>
       </w:pPr>
-      <w:bookmarkStart w:id="3" w:name="_Toc148720112"/>
+      <w:bookmarkStart w:id="2" w:name="_Toc148736738"/>
       <w:r>
         <w:lastRenderedPageBreak/>
         <w:t>Averigua en internet la relación de Ken Thompson y Dennis Ritchie con los sistemas operativos MULTICS, UNICS y UNIX.</w:t>
       </w:r>
-      <w:bookmarkEnd w:id="3"/>
+      <w:bookmarkEnd w:id="2"/>
+    </w:p>
+    <w:p>
+      <w:pPr>
+        <w:pStyle w:val="Texto"/>
+      </w:pPr>
+      <w:r>
+        <w:t>Ken Thompson y Dennis Ritchie fueron dos programadores de Bell Labs que trabajaron en el desarrollo de Multics, un sistema operativo de tiempo compartido que pretendía ser muy avanzado y flexible.</w:t>
+      </w:r>
+    </w:p>
+    <w:p>
+      <w:pPr>
+        <w:pStyle w:val="Texto"/>
+      </w:pPr>
+      <w:r>
+        <w:t>Sin embargo, Multics resultó ser demasiado complejo y costoso, y Bell Labs se retiró del proyecto en 19693. Thompson y Ritchie decidieron crear su propia versión simplificada de Multics, usando un ordenador PDP-7 que estaba disponible en el laboratorio.</w:t>
+      </w:r>
+    </w:p>
+    <w:p>
+      <w:pPr>
+        <w:pStyle w:val="Texto"/>
+      </w:pPr>
+      <w:r>
+        <w:t>El nuevo sistema operativo se llamó inicialmente UNICS (Uniplexed Information and Computing Service), como un juego de palabras con Multics</w:t>
+      </w:r>
+      <w:r>
+        <w:t>, m</w:t>
+      </w:r>
+      <w:r>
+        <w:t>ás tarde, se cambió el nombre a UNIX, por sugerencia de Brian Kernighan.</w:t>
+      </w:r>
+    </w:p>
+    <w:p>
+      <w:pPr>
+        <w:pStyle w:val="Texto"/>
+      </w:pPr>
+      <w:r>
+        <w:t xml:space="preserve">Thompson creó el lenguaje de programación B, basado en el lenguaje BCPL, para escribir el sistema operativo. </w:t>
+      </w:r>
+    </w:p>
+    <w:p>
+      <w:pPr>
+        <w:pStyle w:val="Texto"/>
+      </w:pPr>
+      <w:r>
+        <w:t>Ritchie mejoró el lenguaje B y lo convirtió en el lenguaje C, que se hizo muy popular y se usó para reescribir el núcleo de UNIX en 1972</w:t>
+      </w:r>
+      <w:r>
+        <w:t xml:space="preserve">, </w:t>
+      </w:r>
+      <w:r>
+        <w:t>hizo que UNIX fuera portable, es decir, que pudiera adaptarse a diferentes plataformas con facilidad.</w:t>
+      </w:r>
+    </w:p>
+    <w:p>
+      <w:pPr>
+        <w:pStyle w:val="Texto"/>
+      </w:pPr>
+      <w:r>
+        <w:t xml:space="preserve">UNIX fue presentado públicamente en 1973, y tuvo una gran acogida en la comunidad académica y científica. </w:t>
+      </w:r>
+    </w:p>
+    <w:p>
+      <w:pPr>
+        <w:pStyle w:val="Texto"/>
+      </w:pPr>
+      <w:r>
+        <w:t>Thompson y Ritchie recibieron el Premio Turing en 1983 por sus contribuciones al desarrollo de sistemas operativos en general y a la creación de UNIX en particular.</w:t>
+      </w:r>
+    </w:p>
+    <w:p>
+      <w:pPr>
+        <w:pStyle w:val="Texto"/>
+      </w:pPr>
+      <w:r>
+        <w:t xml:space="preserve">UNIX se convirtió en la base de muchos otros sistemas operativos, como Linux, Mac OS, BSD, Solaris, etc. </w:t>
+      </w:r>
+    </w:p>
+    <w:p>
+      <w:pPr>
+        <w:pStyle w:val="Texto"/>
+      </w:pPr>
+      <w:r>
+        <w:t>Thompson y Ritchie siguieron trabajando en Bell Labs, donde crearon otros proyectos como Plan 9, un sistema operativo basado en UNIX, o UTF-8</w:t>
+      </w:r>
+      <w:r>
+        <w:t>.</w:t>
+      </w:r>
     </w:p>
     <w:sectPr>
       <w:headerReference w:type="default" r:id="rId16"/>
@@ -2054,7 +2274,7 @@
 </file>
 
 <file path=word/endnotes.xml><?xml version="1.0" encoding="utf-8"?>
-<w:endnotes xmlns:wpc="http://schemas.microsoft.com/office/word/2010/wordprocessingCanvas" xmlns:cx="http://schemas.microsoft.com/office/drawing/2014/chartex" xmlns:cx1="http://schemas.microsoft.com/office/drawing/2015/9/8/chartex" xmlns:cx2="http://schemas.microsoft.com/office/drawing/2015/10/21/chartex" xmlns:cx3="http://schemas.microsoft.com/office/drawing/2016/5/9/chartex" xmlns:cx4="http://schemas.microsoft.com/office/drawing/2016/5/10/chartex" xmlns:cx5="http://schemas.microsoft.com/office/drawing/2016/5/11/chartex" xmlns:cx6="http://schemas.microsoft.com/office/drawing/2016/5/12/chartex" xmlns:cx7="http://schemas.microsoft.com/office/drawing/2016/5/13/chartex" xmlns:cx8="http://schemas.microsoft.com/office/drawing/2016/5/14/chartex" xmlns:mc="http://schemas.openxmlformats.org/markup-compatibility/2006" xmlns:aink="http://schemas.microsoft.com/office/drawing/2016/ink" xmlns:am3d="http://schemas.microsoft.com/office/drawing/2017/model3d" xmlns:o="urn:schemas-microsoft-com:office:office" xmlns:r="http://schemas.openxmlformats.org/officeDocument/2006/relationships" xmlns:m="http://schemas.openxmlformats.org/officeDocument/2006/math" xmlns:v="urn:schemas-microsoft-com:vml" xmlns:wp14="http://schemas.microsoft.com/office/word/2010/wordprocessingDrawing" xmlns:wp="http://schemas.openxmlformats.org/drawingml/2006/wordprocessingDrawing" xmlns:w10="urn:schemas-microsoft-com:office:word" xmlns:w="http://schemas.openxmlformats.org/wordprocessingml/2006/main" xmlns:w14="http://schemas.microsoft.com/office/word/2010/wordml" xmlns:w15="http://schemas.microsoft.com/office/word/2012/wordml" xmlns:w16cid="http://schemas.microsoft.com/office/word/2016/wordml/cid" xmlns:w16se="http://schemas.microsoft.com/office/word/2015/wordml/symex" xmlns:wpg="http://schemas.microsoft.com/office/word/2010/wordprocessingGroup" xmlns:wpi="http://schemas.microsoft.com/office/word/2010/wordprocessingInk" xmlns:wne="http://schemas.microsoft.com/office/word/2006/wordml" xmlns:wps="http://schemas.microsoft.com/office/word/2010/wordprocessingShape" mc:Ignorable="w14 w15 w16se w16cid wp14">
+<w:endnotes xmlns:wpc="http://schemas.microsoft.com/office/word/2010/wordprocessingCanvas" xmlns:cx="http://schemas.microsoft.com/office/drawing/2014/chartex" xmlns:cx1="http://schemas.microsoft.com/office/drawing/2015/9/8/chartex" xmlns:cx2="http://schemas.microsoft.com/office/drawing/2015/10/21/chartex" xmlns:cx3="http://schemas.microsoft.com/office/drawing/2016/5/9/chartex" xmlns:cx4="http://schemas.microsoft.com/office/drawing/2016/5/10/chartex" xmlns:cx5="http://schemas.microsoft.com/office/drawing/2016/5/11/chartex" xmlns:cx6="http://schemas.microsoft.com/office/drawing/2016/5/12/chartex" xmlns:cx7="http://schemas.microsoft.com/office/drawing/2016/5/13/chartex" xmlns:cx8="http://schemas.microsoft.com/office/drawing/2016/5/14/chartex" xmlns:mc="http://schemas.openxmlformats.org/markup-compatibility/2006" xmlns:aink="http://schemas.microsoft.com/office/drawing/2016/ink" xmlns:am3d="http://schemas.microsoft.com/office/drawing/2017/model3d" xmlns:o="urn:schemas-microsoft-com:office:office" xmlns:oel="http://schemas.microsoft.com/office/2019/extlst" xmlns:r="http://schemas.openxmlformats.org/officeDocument/2006/relationships" xmlns:m="http://schemas.openxmlformats.org/officeDocument/2006/math" xmlns:v="urn:schemas-microsoft-com:vml" xmlns:wp14="http://schemas.microsoft.com/office/word/2010/wordprocessingDrawing" xmlns:wp="http://schemas.openxmlformats.org/drawingml/2006/wordprocessingDrawing" xmlns:w10="urn:schemas-microsoft-com:office:word" xmlns:w="http://schemas.openxmlformats.org/wordprocessingml/2006/main" xmlns:w14="http://schemas.microsoft.com/office/word/2010/wordml" xmlns:w15="http://schemas.microsoft.com/office/word/2012/wordml" xmlns:w16cex="http://schemas.microsoft.com/office/word/2018/wordml/cex" xmlns:w16cid="http://schemas.microsoft.com/office/word/2016/wordml/cid" xmlns:w16="http://schemas.microsoft.com/office/word/2018/wordml" xmlns:w16sdtdh="http://schemas.microsoft.com/office/word/2020/wordml/sdtdatahash" xmlns:w16se="http://schemas.microsoft.com/office/word/2015/wordml/symex" xmlns:wpg="http://schemas.microsoft.com/office/word/2010/wordprocessingGroup" xmlns:wpi="http://schemas.microsoft.com/office/word/2010/wordprocessingInk" xmlns:wne="http://schemas.microsoft.com/office/word/2006/wordml" xmlns:wps="http://schemas.microsoft.com/office/word/2010/wordprocessingShape" mc:Ignorable="w14 w15 w16se w16cid w16 w16cex w16sdtdh wp14">
   <w:endnote w:type="separator" w:id="-1">
     <w:p>
       <w:pPr>
@@ -2079,7 +2299,7 @@
 </file>
 
 <file path=word/footer1.xml><?xml version="1.0" encoding="utf-8"?>
-<w:ftr xmlns:wpc="http://schemas.microsoft.com/office/word/2010/wordprocessingCanvas" xmlns:cx="http://schemas.microsoft.com/office/drawing/2014/chartex" xmlns:cx1="http://schemas.microsoft.com/office/drawing/2015/9/8/chartex" xmlns:cx2="http://schemas.microsoft.com/office/drawing/2015/10/21/chartex" xmlns:cx3="http://schemas.microsoft.com/office/drawing/2016/5/9/chartex" xmlns:cx4="http://schemas.microsoft.com/office/drawing/2016/5/10/chartex" xmlns:cx5="http://schemas.microsoft.com/office/drawing/2016/5/11/chartex" xmlns:cx6="http://schemas.microsoft.com/office/drawing/2016/5/12/chartex" xmlns:cx7="http://schemas.microsoft.com/office/drawing/2016/5/13/chartex" xmlns:cx8="http://schemas.microsoft.com/office/drawing/2016/5/14/chartex" xmlns:mc="http://schemas.openxmlformats.org/markup-compatibility/2006" xmlns:aink="http://schemas.microsoft.com/office/drawing/2016/ink" xmlns:am3d="http://schemas.microsoft.com/office/drawing/2017/model3d" xmlns:o="urn:schemas-microsoft-com:office:office" xmlns:r="http://schemas.openxmlformats.org/officeDocument/2006/relationships" xmlns:m="http://schemas.openxmlformats.org/officeDocument/2006/math" xmlns:v="urn:schemas-microsoft-com:vml" xmlns:wp14="http://schemas.microsoft.com/office/word/2010/wordprocessingDrawing" xmlns:wp="http://schemas.openxmlformats.org/drawingml/2006/wordprocessingDrawing" xmlns:w10="urn:schemas-microsoft-com:office:word" xmlns:w="http://schemas.openxmlformats.org/wordprocessingml/2006/main" xmlns:w14="http://schemas.microsoft.com/office/word/2010/wordml" xmlns:w15="http://schemas.microsoft.com/office/word/2012/wordml" xmlns:w16cid="http://schemas.microsoft.com/office/word/2016/wordml/cid" xmlns:w16se="http://schemas.microsoft.com/office/word/2015/wordml/symex" xmlns:wpg="http://schemas.microsoft.com/office/word/2010/wordprocessingGroup" xmlns:wpi="http://schemas.microsoft.com/office/word/2010/wordprocessingInk" xmlns:wne="http://schemas.microsoft.com/office/word/2006/wordml" xmlns:wps="http://schemas.microsoft.com/office/word/2010/wordprocessingShape" mc:Ignorable="w14 w15 w16se w16cid wp14">
+<w:ftr xmlns:wpc="http://schemas.microsoft.com/office/word/2010/wordprocessingCanvas" xmlns:cx="http://schemas.microsoft.com/office/drawing/2014/chartex" xmlns:cx1="http://schemas.microsoft.com/office/drawing/2015/9/8/chartex" xmlns:cx2="http://schemas.microsoft.com/office/drawing/2015/10/21/chartex" xmlns:cx3="http://schemas.microsoft.com/office/drawing/2016/5/9/chartex" xmlns:cx4="http://schemas.microsoft.com/office/drawing/2016/5/10/chartex" xmlns:cx5="http://schemas.microsoft.com/office/drawing/2016/5/11/chartex" xmlns:cx6="http://schemas.microsoft.com/office/drawing/2016/5/12/chartex" xmlns:cx7="http://schemas.microsoft.com/office/drawing/2016/5/13/chartex" xmlns:cx8="http://schemas.microsoft.com/office/drawing/2016/5/14/chartex" xmlns:mc="http://schemas.openxmlformats.org/markup-compatibility/2006" xmlns:aink="http://schemas.microsoft.com/office/drawing/2016/ink" xmlns:am3d="http://schemas.microsoft.com/office/drawing/2017/model3d" xmlns:o="urn:schemas-microsoft-com:office:office" xmlns:oel="http://schemas.microsoft.com/office/2019/extlst" xmlns:r="http://schemas.openxmlformats.org/officeDocument/2006/relationships" xmlns:m="http://schemas.openxmlformats.org/officeDocument/2006/math" xmlns:v="urn:schemas-microsoft-com:vml" xmlns:wp14="http://schemas.microsoft.com/office/word/2010/wordprocessingDrawing" xmlns:wp="http://schemas.openxmlformats.org/drawingml/2006/wordprocessingDrawing" xmlns:w10="urn:schemas-microsoft-com:office:word" xmlns:w="http://schemas.openxmlformats.org/wordprocessingml/2006/main" xmlns:w14="http://schemas.microsoft.com/office/word/2010/wordml" xmlns:w15="http://schemas.microsoft.com/office/word/2012/wordml" xmlns:w16cex="http://schemas.microsoft.com/office/word/2018/wordml/cex" xmlns:w16cid="http://schemas.microsoft.com/office/word/2016/wordml/cid" xmlns:w16="http://schemas.microsoft.com/office/word/2018/wordml" xmlns:w16sdtdh="http://schemas.microsoft.com/office/word/2020/wordml/sdtdatahash" xmlns:w16se="http://schemas.microsoft.com/office/word/2015/wordml/symex" xmlns:wpg="http://schemas.microsoft.com/office/word/2010/wordprocessingGroup" xmlns:wpi="http://schemas.microsoft.com/office/word/2010/wordprocessingInk" xmlns:wne="http://schemas.microsoft.com/office/word/2006/wordml" xmlns:wps="http://schemas.microsoft.com/office/word/2010/wordprocessingShape" mc:Ignorable="w14 w15 w16se w16cid w16 w16cex w16sdtdh wp14">
   <w:p>
     <w:pPr>
       <w:pStyle w:val="Piedepgina"/>
@@ -2089,7 +2309,7 @@
 </file>
 
 <file path=word/footer2.xml><?xml version="1.0" encoding="utf-8"?>
-<w:ftr xmlns:wpc="http://schemas.microsoft.com/office/word/2010/wordprocessingCanvas" xmlns:cx="http://schemas.microsoft.com/office/drawing/2014/chartex" xmlns:cx1="http://schemas.microsoft.com/office/drawing/2015/9/8/chartex" xmlns:cx2="http://schemas.microsoft.com/office/drawing/2015/10/21/chartex" xmlns:cx3="http://schemas.microsoft.com/office/drawing/2016/5/9/chartex" xmlns:cx4="http://schemas.microsoft.com/office/drawing/2016/5/10/chartex" xmlns:cx5="http://schemas.microsoft.com/office/drawing/2016/5/11/chartex" xmlns:cx6="http://schemas.microsoft.com/office/drawing/2016/5/12/chartex" xmlns:cx7="http://schemas.microsoft.com/office/drawing/2016/5/13/chartex" xmlns:cx8="http://schemas.microsoft.com/office/drawing/2016/5/14/chartex" xmlns:mc="http://schemas.openxmlformats.org/markup-compatibility/2006" xmlns:aink="http://schemas.microsoft.com/office/drawing/2016/ink" xmlns:am3d="http://schemas.microsoft.com/office/drawing/2017/model3d" xmlns:o="urn:schemas-microsoft-com:office:office" xmlns:r="http://schemas.openxmlformats.org/officeDocument/2006/relationships" xmlns:m="http://schemas.openxmlformats.org/officeDocument/2006/math" xmlns:v="urn:schemas-microsoft-com:vml" xmlns:wp14="http://schemas.microsoft.com/office/word/2010/wordprocessingDrawing" xmlns:wp="http://schemas.openxmlformats.org/drawingml/2006/wordprocessingDrawing" xmlns:w10="urn:schemas-microsoft-com:office:word" xmlns:w="http://schemas.openxmlformats.org/wordprocessingml/2006/main" xmlns:w14="http://schemas.microsoft.com/office/word/2010/wordml" xmlns:w15="http://schemas.microsoft.com/office/word/2012/wordml" xmlns:w16cid="http://schemas.microsoft.com/office/word/2016/wordml/cid" xmlns:w16se="http://schemas.microsoft.com/office/word/2015/wordml/symex" xmlns:wpg="http://schemas.microsoft.com/office/word/2010/wordprocessingGroup" xmlns:wpi="http://schemas.microsoft.com/office/word/2010/wordprocessingInk" xmlns:wne="http://schemas.microsoft.com/office/word/2006/wordml" xmlns:wps="http://schemas.microsoft.com/office/word/2010/wordprocessingShape" mc:Ignorable="w14 w15 w16se w16cid wp14">
+<w:ftr xmlns:wpc="http://schemas.microsoft.com/office/word/2010/wordprocessingCanvas" xmlns:cx="http://schemas.microsoft.com/office/drawing/2014/chartex" xmlns:cx1="http://schemas.microsoft.com/office/drawing/2015/9/8/chartex" xmlns:cx2="http://schemas.microsoft.com/office/drawing/2015/10/21/chartex" xmlns:cx3="http://schemas.microsoft.com/office/drawing/2016/5/9/chartex" xmlns:cx4="http://schemas.microsoft.com/office/drawing/2016/5/10/chartex" xmlns:cx5="http://schemas.microsoft.com/office/drawing/2016/5/11/chartex" xmlns:cx6="http://schemas.microsoft.com/office/drawing/2016/5/12/chartex" xmlns:cx7="http://schemas.microsoft.com/office/drawing/2016/5/13/chartex" xmlns:cx8="http://schemas.microsoft.com/office/drawing/2016/5/14/chartex" xmlns:mc="http://schemas.openxmlformats.org/markup-compatibility/2006" xmlns:aink="http://schemas.microsoft.com/office/drawing/2016/ink" xmlns:am3d="http://schemas.microsoft.com/office/drawing/2017/model3d" xmlns:o="urn:schemas-microsoft-com:office:office" xmlns:oel="http://schemas.microsoft.com/office/2019/extlst" xmlns:r="http://schemas.openxmlformats.org/officeDocument/2006/relationships" xmlns:m="http://schemas.openxmlformats.org/officeDocument/2006/math" xmlns:v="urn:schemas-microsoft-com:vml" xmlns:wp14="http://schemas.microsoft.com/office/word/2010/wordprocessingDrawing" xmlns:wp="http://schemas.openxmlformats.org/drawingml/2006/wordprocessingDrawing" xmlns:w10="urn:schemas-microsoft-com:office:word" xmlns:w="http://schemas.openxmlformats.org/wordprocessingml/2006/main" xmlns:w14="http://schemas.microsoft.com/office/word/2010/wordml" xmlns:w15="http://schemas.microsoft.com/office/word/2012/wordml" xmlns:w16cex="http://schemas.microsoft.com/office/word/2018/wordml/cex" xmlns:w16cid="http://schemas.microsoft.com/office/word/2016/wordml/cid" xmlns:w16="http://schemas.microsoft.com/office/word/2018/wordml" xmlns:w16sdtdh="http://schemas.microsoft.com/office/word/2020/wordml/sdtdatahash" xmlns:w16se="http://schemas.microsoft.com/office/word/2015/wordml/symex" xmlns:wpg="http://schemas.microsoft.com/office/word/2010/wordprocessingGroup" xmlns:wpi="http://schemas.microsoft.com/office/word/2010/wordprocessingInk" xmlns:wne="http://schemas.microsoft.com/office/word/2006/wordml" xmlns:wps="http://schemas.microsoft.com/office/word/2010/wordprocessingShape" mc:Ignorable="w14 w15 w16se w16cid w16 w16cex w16sdtdh wp14">
   <w:p>
     <w:pPr>
       <w:pStyle w:val="Piedepgina"/>
@@ -2114,7 +2334,7 @@
 </file>
 
 <file path=word/footer3.xml><?xml version="1.0" encoding="utf-8"?>
-<w:ftr xmlns:wpc="http://schemas.microsoft.com/office/word/2010/wordprocessingCanvas" xmlns:cx="http://schemas.microsoft.com/office/drawing/2014/chartex" xmlns:cx1="http://schemas.microsoft.com/office/drawing/2015/9/8/chartex" xmlns:cx2="http://schemas.microsoft.com/office/drawing/2015/10/21/chartex" xmlns:cx3="http://schemas.microsoft.com/office/drawing/2016/5/9/chartex" xmlns:cx4="http://schemas.microsoft.com/office/drawing/2016/5/10/chartex" xmlns:cx5="http://schemas.microsoft.com/office/drawing/2016/5/11/chartex" xmlns:cx6="http://schemas.microsoft.com/office/drawing/2016/5/12/chartex" xmlns:cx7="http://schemas.microsoft.com/office/drawing/2016/5/13/chartex" xmlns:cx8="http://schemas.microsoft.com/office/drawing/2016/5/14/chartex" xmlns:mc="http://schemas.openxmlformats.org/markup-compatibility/2006" xmlns:aink="http://schemas.microsoft.com/office/drawing/2016/ink" xmlns:am3d="http://schemas.microsoft.com/office/drawing/2017/model3d" xmlns:o="urn:schemas-microsoft-com:office:office" xmlns:r="http://schemas.openxmlformats.org/officeDocument/2006/relationships" xmlns:m="http://schemas.openxmlformats.org/officeDocument/2006/math" xmlns:v="urn:schemas-microsoft-com:vml" xmlns:wp14="http://schemas.microsoft.com/office/word/2010/wordprocessingDrawing" xmlns:wp="http://schemas.openxmlformats.org/drawingml/2006/wordprocessingDrawing" xmlns:w10="urn:schemas-microsoft-com:office:word" xmlns:w="http://schemas.openxmlformats.org/wordprocessingml/2006/main" xmlns:w14="http://schemas.microsoft.com/office/word/2010/wordml" xmlns:w15="http://schemas.microsoft.com/office/word/2012/wordml" xmlns:w16cid="http://schemas.microsoft.com/office/word/2016/wordml/cid" xmlns:w16se="http://schemas.microsoft.com/office/word/2015/wordml/symex" xmlns:wpg="http://schemas.microsoft.com/office/word/2010/wordprocessingGroup" xmlns:wpi="http://schemas.microsoft.com/office/word/2010/wordprocessingInk" xmlns:wne="http://schemas.microsoft.com/office/word/2006/wordml" xmlns:wps="http://schemas.microsoft.com/office/word/2010/wordprocessingShape" mc:Ignorable="w14 w15 w16se w16cid wp14">
+<w:ftr xmlns:wpc="http://schemas.microsoft.com/office/word/2010/wordprocessingCanvas" xmlns:cx="http://schemas.microsoft.com/office/drawing/2014/chartex" xmlns:cx1="http://schemas.microsoft.com/office/drawing/2015/9/8/chartex" xmlns:cx2="http://schemas.microsoft.com/office/drawing/2015/10/21/chartex" xmlns:cx3="http://schemas.microsoft.com/office/drawing/2016/5/9/chartex" xmlns:cx4="http://schemas.microsoft.com/office/drawing/2016/5/10/chartex" xmlns:cx5="http://schemas.microsoft.com/office/drawing/2016/5/11/chartex" xmlns:cx6="http://schemas.microsoft.com/office/drawing/2016/5/12/chartex" xmlns:cx7="http://schemas.microsoft.com/office/drawing/2016/5/13/chartex" xmlns:cx8="http://schemas.microsoft.com/office/drawing/2016/5/14/chartex" xmlns:mc="http://schemas.openxmlformats.org/markup-compatibility/2006" xmlns:aink="http://schemas.microsoft.com/office/drawing/2016/ink" xmlns:am3d="http://schemas.microsoft.com/office/drawing/2017/model3d" xmlns:o="urn:schemas-microsoft-com:office:office" xmlns:oel="http://schemas.microsoft.com/office/2019/extlst" xmlns:r="http://schemas.openxmlformats.org/officeDocument/2006/relationships" xmlns:m="http://schemas.openxmlformats.org/officeDocument/2006/math" xmlns:v="urn:schemas-microsoft-com:vml" xmlns:wp14="http://schemas.microsoft.com/office/word/2010/wordprocessingDrawing" xmlns:wp="http://schemas.openxmlformats.org/drawingml/2006/wordprocessingDrawing" xmlns:w10="urn:schemas-microsoft-com:office:word" xmlns:w="http://schemas.openxmlformats.org/wordprocessingml/2006/main" xmlns:w14="http://schemas.microsoft.com/office/word/2010/wordml" xmlns:w15="http://schemas.microsoft.com/office/word/2012/wordml" xmlns:w16cex="http://schemas.microsoft.com/office/word/2018/wordml/cex" xmlns:w16cid="http://schemas.microsoft.com/office/word/2016/wordml/cid" xmlns:w16="http://schemas.microsoft.com/office/word/2018/wordml" xmlns:w16sdtdh="http://schemas.microsoft.com/office/word/2020/wordml/sdtdatahash" xmlns:w16se="http://schemas.microsoft.com/office/word/2015/wordml/symex" xmlns:wpg="http://schemas.microsoft.com/office/word/2010/wordprocessingGroup" xmlns:wpi="http://schemas.microsoft.com/office/word/2010/wordprocessingInk" xmlns:wne="http://schemas.microsoft.com/office/word/2006/wordml" xmlns:wps="http://schemas.microsoft.com/office/word/2010/wordprocessingShape" mc:Ignorable="w14 w15 w16se w16cid w16 w16cex w16sdtdh wp14">
   <w:p>
     <w:pPr>
       <w:pStyle w:val="Encabezado"/>
@@ -2158,7 +2378,7 @@
 </file>
 
 <file path=word/footer4.xml><?xml version="1.0" encoding="utf-8"?>
-<w:ftr xmlns:wpc="http://schemas.microsoft.com/office/word/2010/wordprocessingCanvas" xmlns:cx="http://schemas.microsoft.com/office/drawing/2014/chartex" xmlns:cx1="http://schemas.microsoft.com/office/drawing/2015/9/8/chartex" xmlns:cx2="http://schemas.microsoft.com/office/drawing/2015/10/21/chartex" xmlns:cx3="http://schemas.microsoft.com/office/drawing/2016/5/9/chartex" xmlns:cx4="http://schemas.microsoft.com/office/drawing/2016/5/10/chartex" xmlns:cx5="http://schemas.microsoft.com/office/drawing/2016/5/11/chartex" xmlns:cx6="http://schemas.microsoft.com/office/drawing/2016/5/12/chartex" xmlns:cx7="http://schemas.microsoft.com/office/drawing/2016/5/13/chartex" xmlns:cx8="http://schemas.microsoft.com/office/drawing/2016/5/14/chartex" xmlns:mc="http://schemas.openxmlformats.org/markup-compatibility/2006" xmlns:aink="http://schemas.microsoft.com/office/drawing/2016/ink" xmlns:am3d="http://schemas.microsoft.com/office/drawing/2017/model3d" xmlns:o="urn:schemas-microsoft-com:office:office" xmlns:r="http://schemas.openxmlformats.org/officeDocument/2006/relationships" xmlns:m="http://schemas.openxmlformats.org/officeDocument/2006/math" xmlns:v="urn:schemas-microsoft-com:vml" xmlns:wp14="http://schemas.microsoft.com/office/word/2010/wordprocessingDrawing" xmlns:wp="http://schemas.openxmlformats.org/drawingml/2006/wordprocessingDrawing" xmlns:w10="urn:schemas-microsoft-com:office:word" xmlns:w="http://schemas.openxmlformats.org/wordprocessingml/2006/main" xmlns:w14="http://schemas.microsoft.com/office/word/2010/wordml" xmlns:w15="http://schemas.microsoft.com/office/word/2012/wordml" xmlns:w16cid="http://schemas.microsoft.com/office/word/2016/wordml/cid" xmlns:w16se="http://schemas.microsoft.com/office/word/2015/wordml/symex" xmlns:wpg="http://schemas.microsoft.com/office/word/2010/wordprocessingGroup" xmlns:wpi="http://schemas.microsoft.com/office/word/2010/wordprocessingInk" xmlns:wne="http://schemas.microsoft.com/office/word/2006/wordml" xmlns:wps="http://schemas.microsoft.com/office/word/2010/wordprocessingShape" mc:Ignorable="w14 w15 w16se w16cid wp14">
+<w:ftr xmlns:wpc="http://schemas.microsoft.com/office/word/2010/wordprocessingCanvas" xmlns:cx="http://schemas.microsoft.com/office/drawing/2014/chartex" xmlns:cx1="http://schemas.microsoft.com/office/drawing/2015/9/8/chartex" xmlns:cx2="http://schemas.microsoft.com/office/drawing/2015/10/21/chartex" xmlns:cx3="http://schemas.microsoft.com/office/drawing/2016/5/9/chartex" xmlns:cx4="http://schemas.microsoft.com/office/drawing/2016/5/10/chartex" xmlns:cx5="http://schemas.microsoft.com/office/drawing/2016/5/11/chartex" xmlns:cx6="http://schemas.microsoft.com/office/drawing/2016/5/12/chartex" xmlns:cx7="http://schemas.microsoft.com/office/drawing/2016/5/13/chartex" xmlns:cx8="http://schemas.microsoft.com/office/drawing/2016/5/14/chartex" xmlns:mc="http://schemas.openxmlformats.org/markup-compatibility/2006" xmlns:aink="http://schemas.microsoft.com/office/drawing/2016/ink" xmlns:am3d="http://schemas.microsoft.com/office/drawing/2017/model3d" xmlns:o="urn:schemas-microsoft-com:office:office" xmlns:oel="http://schemas.microsoft.com/office/2019/extlst" xmlns:r="http://schemas.openxmlformats.org/officeDocument/2006/relationships" xmlns:m="http://schemas.openxmlformats.org/officeDocument/2006/math" xmlns:v="urn:schemas-microsoft-com:vml" xmlns:wp14="http://schemas.microsoft.com/office/word/2010/wordprocessingDrawing" xmlns:wp="http://schemas.openxmlformats.org/drawingml/2006/wordprocessingDrawing" xmlns:w10="urn:schemas-microsoft-com:office:word" xmlns:w="http://schemas.openxmlformats.org/wordprocessingml/2006/main" xmlns:w14="http://schemas.microsoft.com/office/word/2010/wordml" xmlns:w15="http://schemas.microsoft.com/office/word/2012/wordml" xmlns:w16cex="http://schemas.microsoft.com/office/word/2018/wordml/cex" xmlns:w16cid="http://schemas.microsoft.com/office/word/2016/wordml/cid" xmlns:w16="http://schemas.microsoft.com/office/word/2018/wordml" xmlns:w16sdtdh="http://schemas.microsoft.com/office/word/2020/wordml/sdtdatahash" xmlns:w16se="http://schemas.microsoft.com/office/word/2015/wordml/symex" xmlns:wpg="http://schemas.microsoft.com/office/word/2010/wordprocessingGroup" xmlns:wpi="http://schemas.microsoft.com/office/word/2010/wordprocessingInk" xmlns:wne="http://schemas.microsoft.com/office/word/2006/wordml" xmlns:wps="http://schemas.microsoft.com/office/word/2010/wordprocessingShape" mc:Ignorable="w14 w15 w16se w16cid w16 w16cex w16sdtdh wp14">
   <w:p>
     <w:pPr>
       <w:pStyle w:val="Piedepgina"/>
@@ -2227,7 +2447,7 @@
 </file>
 
 <file path=word/footnotes.xml><?xml version="1.0" encoding="utf-8"?>
-<w:footnotes xmlns:wpc="http://schemas.microsoft.com/office/word/2010/wordprocessingCanvas" xmlns:cx="http://schemas.microsoft.com/office/drawing/2014/chartex" xmlns:cx1="http://schemas.microsoft.com/office/drawing/2015/9/8/chartex" xmlns:cx2="http://schemas.microsoft.com/office/drawing/2015/10/21/chartex" xmlns:cx3="http://schemas.microsoft.com/office/drawing/2016/5/9/chartex" xmlns:cx4="http://schemas.microsoft.com/office/drawing/2016/5/10/chartex" xmlns:cx5="http://schemas.microsoft.com/office/drawing/2016/5/11/chartex" xmlns:cx6="http://schemas.microsoft.com/office/drawing/2016/5/12/chartex" xmlns:cx7="http://schemas.microsoft.com/office/drawing/2016/5/13/chartex" xmlns:cx8="http://schemas.microsoft.com/office/drawing/2016/5/14/chartex" xmlns:mc="http://schemas.openxmlformats.org/markup-compatibility/2006" xmlns:aink="http://schemas.microsoft.com/office/drawing/2016/ink" xmlns:am3d="http://schemas.microsoft.com/office/drawing/2017/model3d" xmlns:o="urn:schemas-microsoft-com:office:office" xmlns:r="http://schemas.openxmlformats.org/officeDocument/2006/relationships" xmlns:m="http://schemas.openxmlformats.org/officeDocument/2006/math" xmlns:v="urn:schemas-microsoft-com:vml" xmlns:wp14="http://schemas.microsoft.com/office/word/2010/wordprocessingDrawing" xmlns:wp="http://schemas.openxmlformats.org/drawingml/2006/wordprocessingDrawing" xmlns:w10="urn:schemas-microsoft-com:office:word" xmlns:w="http://schemas.openxmlformats.org/wordprocessingml/2006/main" xmlns:w14="http://schemas.microsoft.com/office/word/2010/wordml" xmlns:w15="http://schemas.microsoft.com/office/word/2012/wordml" xmlns:w16cid="http://schemas.microsoft.com/office/word/2016/wordml/cid" xmlns:w16se="http://schemas.microsoft.com/office/word/2015/wordml/symex" xmlns:wpg="http://schemas.microsoft.com/office/word/2010/wordprocessingGroup" xmlns:wpi="http://schemas.microsoft.com/office/word/2010/wordprocessingInk" xmlns:wne="http://schemas.microsoft.com/office/word/2006/wordml" xmlns:wps="http://schemas.microsoft.com/office/word/2010/wordprocessingShape" mc:Ignorable="w14 w15 w16se w16cid wp14">
+<w:footnotes xmlns:wpc="http://schemas.microsoft.com/office/word/2010/wordprocessingCanvas" xmlns:cx="http://schemas.microsoft.com/office/drawing/2014/chartex" xmlns:cx1="http://schemas.microsoft.com/office/drawing/2015/9/8/chartex" xmlns:cx2="http://schemas.microsoft.com/office/drawing/2015/10/21/chartex" xmlns:cx3="http://schemas.microsoft.com/office/drawing/2016/5/9/chartex" xmlns:cx4="http://schemas.microsoft.com/office/drawing/2016/5/10/chartex" xmlns:cx5="http://schemas.microsoft.com/office/drawing/2016/5/11/chartex" xmlns:cx6="http://schemas.microsoft.com/office/drawing/2016/5/12/chartex" xmlns:cx7="http://schemas.microsoft.com/office/drawing/2016/5/13/chartex" xmlns:cx8="http://schemas.microsoft.com/office/drawing/2016/5/14/chartex" xmlns:mc="http://schemas.openxmlformats.org/markup-compatibility/2006" xmlns:aink="http://schemas.microsoft.com/office/drawing/2016/ink" xmlns:am3d="http://schemas.microsoft.com/office/drawing/2017/model3d" xmlns:o="urn:schemas-microsoft-com:office:office" xmlns:oel="http://schemas.microsoft.com/office/2019/extlst" xmlns:r="http://schemas.openxmlformats.org/officeDocument/2006/relationships" xmlns:m="http://schemas.openxmlformats.org/officeDocument/2006/math" xmlns:v="urn:schemas-microsoft-com:vml" xmlns:wp14="http://schemas.microsoft.com/office/word/2010/wordprocessingDrawing" xmlns:wp="http://schemas.openxmlformats.org/drawingml/2006/wordprocessingDrawing" xmlns:w10="urn:schemas-microsoft-com:office:word" xmlns:w="http://schemas.openxmlformats.org/wordprocessingml/2006/main" xmlns:w14="http://schemas.microsoft.com/office/word/2010/wordml" xmlns:w15="http://schemas.microsoft.com/office/word/2012/wordml" xmlns:w16cex="http://schemas.microsoft.com/office/word/2018/wordml/cex" xmlns:w16cid="http://schemas.microsoft.com/office/word/2016/wordml/cid" xmlns:w16="http://schemas.microsoft.com/office/word/2018/wordml" xmlns:w16sdtdh="http://schemas.microsoft.com/office/word/2020/wordml/sdtdatahash" xmlns:w16se="http://schemas.microsoft.com/office/word/2015/wordml/symex" xmlns:wpg="http://schemas.microsoft.com/office/word/2010/wordprocessingGroup" xmlns:wpi="http://schemas.microsoft.com/office/word/2010/wordprocessingInk" xmlns:wne="http://schemas.microsoft.com/office/word/2006/wordml" xmlns:wps="http://schemas.microsoft.com/office/word/2010/wordprocessingShape" mc:Ignorable="w14 w15 w16se w16cid w16 w16cex w16sdtdh wp14">
   <w:footnote w:type="separator" w:id="-1">
     <w:p>
       <w:pPr>
@@ -2252,7 +2472,7 @@
 </file>
 
 <file path=word/header1.xml><?xml version="1.0" encoding="utf-8"?>
-<w:hdr xmlns:wpc="http://schemas.microsoft.com/office/word/2010/wordprocessingCanvas" xmlns:cx="http://schemas.microsoft.com/office/drawing/2014/chartex" xmlns:cx1="http://schemas.microsoft.com/office/drawing/2015/9/8/chartex" xmlns:cx2="http://schemas.microsoft.com/office/drawing/2015/10/21/chartex" xmlns:cx3="http://schemas.microsoft.com/office/drawing/2016/5/9/chartex" xmlns:cx4="http://schemas.microsoft.com/office/drawing/2016/5/10/chartex" xmlns:cx5="http://schemas.microsoft.com/office/drawing/2016/5/11/chartex" xmlns:cx6="http://schemas.microsoft.com/office/drawing/2016/5/12/chartex" xmlns:cx7="http://schemas.microsoft.com/office/drawing/2016/5/13/chartex" xmlns:cx8="http://schemas.microsoft.com/office/drawing/2016/5/14/chartex" xmlns:mc="http://schemas.openxmlformats.org/markup-compatibility/2006" xmlns:aink="http://schemas.microsoft.com/office/drawing/2016/ink" xmlns:am3d="http://schemas.microsoft.com/office/drawing/2017/model3d" xmlns:o="urn:schemas-microsoft-com:office:office" xmlns:r="http://schemas.openxmlformats.org/officeDocument/2006/relationships" xmlns:m="http://schemas.openxmlformats.org/officeDocument/2006/math" xmlns:v="urn:schemas-microsoft-com:vml" xmlns:wp14="http://schemas.microsoft.com/office/word/2010/wordprocessingDrawing" xmlns:wp="http://schemas.openxmlformats.org/drawingml/2006/wordprocessingDrawing" xmlns:w10="urn:schemas-microsoft-com:office:word" xmlns:w="http://schemas.openxmlformats.org/wordprocessingml/2006/main" xmlns:w14="http://schemas.microsoft.com/office/word/2010/wordml" xmlns:w15="http://schemas.microsoft.com/office/word/2012/wordml" xmlns:w16cid="http://schemas.microsoft.com/office/word/2016/wordml/cid" xmlns:w16se="http://schemas.microsoft.com/office/word/2015/wordml/symex" xmlns:wpg="http://schemas.microsoft.com/office/word/2010/wordprocessingGroup" xmlns:wpi="http://schemas.microsoft.com/office/word/2010/wordprocessingInk" xmlns:wne="http://schemas.microsoft.com/office/word/2006/wordml" xmlns:wps="http://schemas.microsoft.com/office/word/2010/wordprocessingShape" mc:Ignorable="w14 w15 w16se w16cid wp14">
+<w:hdr xmlns:wpc="http://schemas.microsoft.com/office/word/2010/wordprocessingCanvas" xmlns:cx="http://schemas.microsoft.com/office/drawing/2014/chartex" xmlns:cx1="http://schemas.microsoft.com/office/drawing/2015/9/8/chartex" xmlns:cx2="http://schemas.microsoft.com/office/drawing/2015/10/21/chartex" xmlns:cx3="http://schemas.microsoft.com/office/drawing/2016/5/9/chartex" xmlns:cx4="http://schemas.microsoft.com/office/drawing/2016/5/10/chartex" xmlns:cx5="http://schemas.microsoft.com/office/drawing/2016/5/11/chartex" xmlns:cx6="http://schemas.microsoft.com/office/drawing/2016/5/12/chartex" xmlns:cx7="http://schemas.microsoft.com/office/drawing/2016/5/13/chartex" xmlns:cx8="http://schemas.microsoft.com/office/drawing/2016/5/14/chartex" xmlns:mc="http://schemas.openxmlformats.org/markup-compatibility/2006" xmlns:aink="http://schemas.microsoft.com/office/drawing/2016/ink" xmlns:am3d="http://schemas.microsoft.com/office/drawing/2017/model3d" xmlns:o="urn:schemas-microsoft-com:office:office" xmlns:oel="http://schemas.microsoft.com/office/2019/extlst" xmlns:r="http://schemas.openxmlformats.org/officeDocument/2006/relationships" xmlns:m="http://schemas.openxmlformats.org/officeDocument/2006/math" xmlns:v="urn:schemas-microsoft-com:vml" xmlns:wp14="http://schemas.microsoft.com/office/word/2010/wordprocessingDrawing" xmlns:wp="http://schemas.openxmlformats.org/drawingml/2006/wordprocessingDrawing" xmlns:w10="urn:schemas-microsoft-com:office:word" xmlns:w="http://schemas.openxmlformats.org/wordprocessingml/2006/main" xmlns:w14="http://schemas.microsoft.com/office/word/2010/wordml" xmlns:w15="http://schemas.microsoft.com/office/word/2012/wordml" xmlns:w16cex="http://schemas.microsoft.com/office/word/2018/wordml/cex" xmlns:w16cid="http://schemas.microsoft.com/office/word/2016/wordml/cid" xmlns:w16="http://schemas.microsoft.com/office/word/2018/wordml" xmlns:w16sdtdh="http://schemas.microsoft.com/office/word/2020/wordml/sdtdatahash" xmlns:w16se="http://schemas.microsoft.com/office/word/2015/wordml/symex" xmlns:wpg="http://schemas.microsoft.com/office/word/2010/wordprocessingGroup" xmlns:wpi="http://schemas.microsoft.com/office/word/2010/wordprocessingInk" xmlns:wne="http://schemas.microsoft.com/office/word/2006/wordml" xmlns:wps="http://schemas.microsoft.com/office/word/2010/wordprocessingShape" mc:Ignorable="w14 w15 w16se w16cid w16 w16cex w16sdtdh wp14">
   <w:p>
     <w:pPr>
       <w:pStyle w:val="Encabezado"/>
@@ -2262,7 +2482,7 @@
 </file>
 
 <file path=word/header2.xml><?xml version="1.0" encoding="utf-8"?>
-<w:hdr xmlns:wpc="http://schemas.microsoft.com/office/word/2010/wordprocessingCanvas" xmlns:cx="http://schemas.microsoft.com/office/drawing/2014/chartex" xmlns:cx1="http://schemas.microsoft.com/office/drawing/2015/9/8/chartex" xmlns:cx2="http://schemas.microsoft.com/office/drawing/2015/10/21/chartex" xmlns:cx3="http://schemas.microsoft.com/office/drawing/2016/5/9/chartex" xmlns:cx4="http://schemas.microsoft.com/office/drawing/2016/5/10/chartex" xmlns:cx5="http://schemas.microsoft.com/office/drawing/2016/5/11/chartex" xmlns:cx6="http://schemas.microsoft.com/office/drawing/2016/5/12/chartex" xmlns:cx7="http://schemas.microsoft.com/office/drawing/2016/5/13/chartex" xmlns:cx8="http://schemas.microsoft.com/office/drawing/2016/5/14/chartex" xmlns:mc="http://schemas.openxmlformats.org/markup-compatibility/2006" xmlns:aink="http://schemas.microsoft.com/office/drawing/2016/ink" xmlns:am3d="http://schemas.microsoft.com/office/drawing/2017/model3d" xmlns:o="urn:schemas-microsoft-com:office:office" xmlns:r="http://schemas.openxmlformats.org/officeDocument/2006/relationships" xmlns:m="http://schemas.openxmlformats.org/officeDocument/2006/math" xmlns:v="urn:schemas-microsoft-com:vml" xmlns:wp14="http://schemas.microsoft.com/office/word/2010/wordprocessingDrawing" xmlns:wp="http://schemas.openxmlformats.org/drawingml/2006/wordprocessingDrawing" xmlns:w10="urn:schemas-microsoft-com:office:word" xmlns:w="http://schemas.openxmlformats.org/wordprocessingml/2006/main" xmlns:w14="http://schemas.microsoft.com/office/word/2010/wordml" xmlns:w15="http://schemas.microsoft.com/office/word/2012/wordml" xmlns:w16cid="http://schemas.microsoft.com/office/word/2016/wordml/cid" xmlns:w16se="http://schemas.microsoft.com/office/word/2015/wordml/symex" xmlns:wpg="http://schemas.microsoft.com/office/word/2010/wordprocessingGroup" xmlns:wpi="http://schemas.microsoft.com/office/word/2010/wordprocessingInk" xmlns:wne="http://schemas.microsoft.com/office/word/2006/wordml" xmlns:wps="http://schemas.microsoft.com/office/word/2010/wordprocessingShape" mc:Ignorable="w14 w15 w16se w16cid wp14">
+<w:hdr xmlns:wpc="http://schemas.microsoft.com/office/word/2010/wordprocessingCanvas" xmlns:cx="http://schemas.microsoft.com/office/drawing/2014/chartex" xmlns:cx1="http://schemas.microsoft.com/office/drawing/2015/9/8/chartex" xmlns:cx2="http://schemas.microsoft.com/office/drawing/2015/10/21/chartex" xmlns:cx3="http://schemas.microsoft.com/office/drawing/2016/5/9/chartex" xmlns:cx4="http://schemas.microsoft.com/office/drawing/2016/5/10/chartex" xmlns:cx5="http://schemas.microsoft.com/office/drawing/2016/5/11/chartex" xmlns:cx6="http://schemas.microsoft.com/office/drawing/2016/5/12/chartex" xmlns:cx7="http://schemas.microsoft.com/office/drawing/2016/5/13/chartex" xmlns:cx8="http://schemas.microsoft.com/office/drawing/2016/5/14/chartex" xmlns:mc="http://schemas.openxmlformats.org/markup-compatibility/2006" xmlns:aink="http://schemas.microsoft.com/office/drawing/2016/ink" xmlns:am3d="http://schemas.microsoft.com/office/drawing/2017/model3d" xmlns:o="urn:schemas-microsoft-com:office:office" xmlns:oel="http://schemas.microsoft.com/office/2019/extlst" xmlns:r="http://schemas.openxmlformats.org/officeDocument/2006/relationships" xmlns:m="http://schemas.openxmlformats.org/officeDocument/2006/math" xmlns:v="urn:schemas-microsoft-com:vml" xmlns:wp14="http://schemas.microsoft.com/office/word/2010/wordprocessingDrawing" xmlns:wp="http://schemas.openxmlformats.org/drawingml/2006/wordprocessingDrawing" xmlns:w10="urn:schemas-microsoft-com:office:word" xmlns:w="http://schemas.openxmlformats.org/wordprocessingml/2006/main" xmlns:w14="http://schemas.microsoft.com/office/word/2010/wordml" xmlns:w15="http://schemas.microsoft.com/office/word/2012/wordml" xmlns:w16cex="http://schemas.microsoft.com/office/word/2018/wordml/cex" xmlns:w16cid="http://schemas.microsoft.com/office/word/2016/wordml/cid" xmlns:w16="http://schemas.microsoft.com/office/word/2018/wordml" xmlns:w16sdtdh="http://schemas.microsoft.com/office/word/2020/wordml/sdtdatahash" xmlns:w16se="http://schemas.microsoft.com/office/word/2015/wordml/symex" xmlns:wpg="http://schemas.microsoft.com/office/word/2010/wordprocessingGroup" xmlns:wpi="http://schemas.microsoft.com/office/word/2010/wordprocessingInk" xmlns:wne="http://schemas.microsoft.com/office/word/2006/wordml" xmlns:wps="http://schemas.microsoft.com/office/word/2010/wordprocessingShape" mc:Ignorable="w14 w15 w16se w16cid w16 w16cex w16sdtdh wp14">
   <w:p>
     <w:pPr>
       <w:pStyle w:val="Encabezado"/>
@@ -2272,7 +2492,7 @@
 </file>
 
 <file path=word/header3.xml><?xml version="1.0" encoding="utf-8"?>
-<w:hdr xmlns:wpc="http://schemas.microsoft.com/office/word/2010/wordprocessingCanvas" xmlns:cx="http://schemas.microsoft.com/office/drawing/2014/chartex" xmlns:cx1="http://schemas.microsoft.com/office/drawing/2015/9/8/chartex" xmlns:cx2="http://schemas.microsoft.com/office/drawing/2015/10/21/chartex" xmlns:cx3="http://schemas.microsoft.com/office/drawing/2016/5/9/chartex" xmlns:cx4="http://schemas.microsoft.com/office/drawing/2016/5/10/chartex" xmlns:cx5="http://schemas.microsoft.com/office/drawing/2016/5/11/chartex" xmlns:cx6="http://schemas.microsoft.com/office/drawing/2016/5/12/chartex" xmlns:cx7="http://schemas.microsoft.com/office/drawing/2016/5/13/chartex" xmlns:cx8="http://schemas.microsoft.com/office/drawing/2016/5/14/chartex" xmlns:mc="http://schemas.openxmlformats.org/markup-compatibility/2006" xmlns:aink="http://schemas.microsoft.com/office/drawing/2016/ink" xmlns:am3d="http://schemas.microsoft.com/office/drawing/2017/model3d" xmlns:o="urn:schemas-microsoft-com:office:office" xmlns:r="http://schemas.openxmlformats.org/officeDocument/2006/relationships" xmlns:m="http://schemas.openxmlformats.org/officeDocument/2006/math" xmlns:v="urn:schemas-microsoft-com:vml" xmlns:wp14="http://schemas.microsoft.com/office/word/2010/wordprocessingDrawing" xmlns:wp="http://schemas.openxmlformats.org/drawingml/2006/wordprocessingDrawing" xmlns:w10="urn:schemas-microsoft-com:office:word" xmlns:w="http://schemas.openxmlformats.org/wordprocessingml/2006/main" xmlns:w14="http://schemas.microsoft.com/office/word/2010/wordml" xmlns:w15="http://schemas.microsoft.com/office/word/2012/wordml" xmlns:w16cid="http://schemas.microsoft.com/office/word/2016/wordml/cid" xmlns:w16se="http://schemas.microsoft.com/office/word/2015/wordml/symex" xmlns:wpg="http://schemas.microsoft.com/office/word/2010/wordprocessingGroup" xmlns:wpi="http://schemas.microsoft.com/office/word/2010/wordprocessingInk" xmlns:wne="http://schemas.microsoft.com/office/word/2006/wordml" xmlns:wps="http://schemas.microsoft.com/office/word/2010/wordprocessingShape" mc:Ignorable="w14 w15 w16se w16cid wp14">
+<w:hdr xmlns:wpc="http://schemas.microsoft.com/office/word/2010/wordprocessingCanvas" xmlns:cx="http://schemas.microsoft.com/office/drawing/2014/chartex" xmlns:cx1="http://schemas.microsoft.com/office/drawing/2015/9/8/chartex" xmlns:cx2="http://schemas.microsoft.com/office/drawing/2015/10/21/chartex" xmlns:cx3="http://schemas.microsoft.com/office/drawing/2016/5/9/chartex" xmlns:cx4="http://schemas.microsoft.com/office/drawing/2016/5/10/chartex" xmlns:cx5="http://schemas.microsoft.com/office/drawing/2016/5/11/chartex" xmlns:cx6="http://schemas.microsoft.com/office/drawing/2016/5/12/chartex" xmlns:cx7="http://schemas.microsoft.com/office/drawing/2016/5/13/chartex" xmlns:cx8="http://schemas.microsoft.com/office/drawing/2016/5/14/chartex" xmlns:mc="http://schemas.openxmlformats.org/markup-compatibility/2006" xmlns:aink="http://schemas.microsoft.com/office/drawing/2016/ink" xmlns:am3d="http://schemas.microsoft.com/office/drawing/2017/model3d" xmlns:o="urn:schemas-microsoft-com:office:office" xmlns:oel="http://schemas.microsoft.com/office/2019/extlst" xmlns:r="http://schemas.openxmlformats.org/officeDocument/2006/relationships" xmlns:m="http://schemas.openxmlformats.org/officeDocument/2006/math" xmlns:v="urn:schemas-microsoft-com:vml" xmlns:wp14="http://schemas.microsoft.com/office/word/2010/wordprocessingDrawing" xmlns:wp="http://schemas.openxmlformats.org/drawingml/2006/wordprocessingDrawing" xmlns:w10="urn:schemas-microsoft-com:office:word" xmlns:w="http://schemas.openxmlformats.org/wordprocessingml/2006/main" xmlns:w14="http://schemas.microsoft.com/office/word/2010/wordml" xmlns:w15="http://schemas.microsoft.com/office/word/2012/wordml" xmlns:w16cex="http://schemas.microsoft.com/office/word/2018/wordml/cex" xmlns:w16cid="http://schemas.microsoft.com/office/word/2016/wordml/cid" xmlns:w16="http://schemas.microsoft.com/office/word/2018/wordml" xmlns:w16sdtdh="http://schemas.microsoft.com/office/word/2020/wordml/sdtdatahash" xmlns:w16se="http://schemas.microsoft.com/office/word/2015/wordml/symex" xmlns:wpg="http://schemas.microsoft.com/office/word/2010/wordprocessingGroup" xmlns:wpi="http://schemas.microsoft.com/office/word/2010/wordprocessingInk" xmlns:wne="http://schemas.microsoft.com/office/word/2006/wordml" xmlns:wps="http://schemas.microsoft.com/office/word/2010/wordprocessingShape" mc:Ignorable="w14 w15 w16se w16cid w16 w16cex w16sdtdh wp14">
   <w:p>
     <w:pPr>
       <w:pStyle w:val="Encabezado"/>
@@ -2292,7 +2512,7 @@
 </file>
 
 <file path=word/header4.xml><?xml version="1.0" encoding="utf-8"?>
-<w:hdr xmlns:wpc="http://schemas.microsoft.com/office/word/2010/wordprocessingCanvas" xmlns:cx="http://schemas.microsoft.com/office/drawing/2014/chartex" xmlns:cx1="http://schemas.microsoft.com/office/drawing/2015/9/8/chartex" xmlns:cx2="http://schemas.microsoft.com/office/drawing/2015/10/21/chartex" xmlns:cx3="http://schemas.microsoft.com/office/drawing/2016/5/9/chartex" xmlns:cx4="http://schemas.microsoft.com/office/drawing/2016/5/10/chartex" xmlns:cx5="http://schemas.microsoft.com/office/drawing/2016/5/11/chartex" xmlns:cx6="http://schemas.microsoft.com/office/drawing/2016/5/12/chartex" xmlns:cx7="http://schemas.microsoft.com/office/drawing/2016/5/13/chartex" xmlns:cx8="http://schemas.microsoft.com/office/drawing/2016/5/14/chartex" xmlns:mc="http://schemas.openxmlformats.org/markup-compatibility/2006" xmlns:aink="http://schemas.microsoft.com/office/drawing/2016/ink" xmlns:am3d="http://schemas.microsoft.com/office/drawing/2017/model3d" xmlns:o="urn:schemas-microsoft-com:office:office" xmlns:r="http://schemas.openxmlformats.org/officeDocument/2006/relationships" xmlns:m="http://schemas.openxmlformats.org/officeDocument/2006/math" xmlns:v="urn:schemas-microsoft-com:vml" xmlns:wp14="http://schemas.microsoft.com/office/word/2010/wordprocessingDrawing" xmlns:wp="http://schemas.openxmlformats.org/drawingml/2006/wordprocessingDrawing" xmlns:w10="urn:schemas-microsoft-com:office:word" xmlns:w="http://schemas.openxmlformats.org/wordprocessingml/2006/main" xmlns:w14="http://schemas.microsoft.com/office/word/2010/wordml" xmlns:w15="http://schemas.microsoft.com/office/word/2012/wordml" xmlns:w16cid="http://schemas.microsoft.com/office/word/2016/wordml/cid" xmlns:w16se="http://schemas.microsoft.com/office/word/2015/wordml/symex" xmlns:wpg="http://schemas.microsoft.com/office/word/2010/wordprocessingGroup" xmlns:wpi="http://schemas.microsoft.com/office/word/2010/wordprocessingInk" xmlns:wne="http://schemas.microsoft.com/office/word/2006/wordml" xmlns:wps="http://schemas.microsoft.com/office/word/2010/wordprocessingShape" mc:Ignorable="w14 w15 w16se w16cid wp14">
+<w:hdr xmlns:wpc="http://schemas.microsoft.com/office/word/2010/wordprocessingCanvas" xmlns:cx="http://schemas.microsoft.com/office/drawing/2014/chartex" xmlns:cx1="http://schemas.microsoft.com/office/drawing/2015/9/8/chartex" xmlns:cx2="http://schemas.microsoft.com/office/drawing/2015/10/21/chartex" xmlns:cx3="http://schemas.microsoft.com/office/drawing/2016/5/9/chartex" xmlns:cx4="http://schemas.microsoft.com/office/drawing/2016/5/10/chartex" xmlns:cx5="http://schemas.microsoft.com/office/drawing/2016/5/11/chartex" xmlns:cx6="http://schemas.microsoft.com/office/drawing/2016/5/12/chartex" xmlns:cx7="http://schemas.microsoft.com/office/drawing/2016/5/13/chartex" xmlns:cx8="http://schemas.microsoft.com/office/drawing/2016/5/14/chartex" xmlns:mc="http://schemas.openxmlformats.org/markup-compatibility/2006" xmlns:aink="http://schemas.microsoft.com/office/drawing/2016/ink" xmlns:am3d="http://schemas.microsoft.com/office/drawing/2017/model3d" xmlns:o="urn:schemas-microsoft-com:office:office" xmlns:oel="http://schemas.microsoft.com/office/2019/extlst" xmlns:r="http://schemas.openxmlformats.org/officeDocument/2006/relationships" xmlns:m="http://schemas.openxmlformats.org/officeDocument/2006/math" xmlns:v="urn:schemas-microsoft-com:vml" xmlns:wp14="http://schemas.microsoft.com/office/word/2010/wordprocessingDrawing" xmlns:wp="http://schemas.openxmlformats.org/drawingml/2006/wordprocessingDrawing" xmlns:w10="urn:schemas-microsoft-com:office:word" xmlns:w="http://schemas.openxmlformats.org/wordprocessingml/2006/main" xmlns:w14="http://schemas.microsoft.com/office/word/2010/wordml" xmlns:w15="http://schemas.microsoft.com/office/word/2012/wordml" xmlns:w16cex="http://schemas.microsoft.com/office/word/2018/wordml/cex" xmlns:w16cid="http://schemas.microsoft.com/office/word/2016/wordml/cid" xmlns:w16="http://schemas.microsoft.com/office/word/2018/wordml" xmlns:w16sdtdh="http://schemas.microsoft.com/office/word/2020/wordml/sdtdatahash" xmlns:w16se="http://schemas.microsoft.com/office/word/2015/wordml/symex" xmlns:wpg="http://schemas.microsoft.com/office/word/2010/wordprocessingGroup" xmlns:wpi="http://schemas.microsoft.com/office/word/2010/wordprocessingInk" xmlns:wne="http://schemas.microsoft.com/office/word/2006/wordml" xmlns:wps="http://schemas.microsoft.com/office/word/2010/wordprocessingShape" mc:Ignorable="w14 w15 w16se w16cid w16 w16cex w16sdtdh wp14">
   <w:p>
     <w:pPr>
       <w:pStyle w:val="Encabezado"/>
@@ -2337,7 +2557,7 @@
 </file>
 
 <file path=word/numbering.xml><?xml version="1.0" encoding="utf-8"?>
-<w:numbering xmlns:wpc="http://schemas.microsoft.com/office/word/2010/wordprocessingCanvas" xmlns:cx="http://schemas.microsoft.com/office/drawing/2014/chartex" xmlns:cx1="http://schemas.microsoft.com/office/drawing/2015/9/8/chartex" xmlns:cx2="http://schemas.microsoft.com/office/drawing/2015/10/21/chartex" xmlns:cx3="http://schemas.microsoft.com/office/drawing/2016/5/9/chartex" xmlns:cx4="http://schemas.microsoft.com/office/drawing/2016/5/10/chartex" xmlns:cx5="http://schemas.microsoft.com/office/drawing/2016/5/11/chartex" xmlns:cx6="http://schemas.microsoft.com/office/drawing/2016/5/12/chartex" xmlns:cx7="http://schemas.microsoft.com/office/drawing/2016/5/13/chartex" xmlns:cx8="http://schemas.microsoft.com/office/drawing/2016/5/14/chartex" xmlns:mc="http://schemas.openxmlformats.org/markup-compatibility/2006" xmlns:aink="http://schemas.microsoft.com/office/drawing/2016/ink" xmlns:am3d="http://schemas.microsoft.com/office/drawing/2017/model3d" xmlns:o="urn:schemas-microsoft-com:office:office" xmlns:r="http://schemas.openxmlformats.org/officeDocument/2006/relationships" xmlns:m="http://schemas.openxmlformats.org/officeDocument/2006/math" xmlns:v="urn:schemas-microsoft-com:vml" xmlns:wp14="http://schemas.microsoft.com/office/word/2010/wordprocessingDrawing" xmlns:wp="http://schemas.openxmlformats.org/drawingml/2006/wordprocessingDrawing" xmlns:w10="urn:schemas-microsoft-com:office:word" xmlns:w="http://schemas.openxmlformats.org/wordprocessingml/2006/main" xmlns:w14="http://schemas.microsoft.com/office/word/2010/wordml" xmlns:w15="http://schemas.microsoft.com/office/word/2012/wordml" xmlns:w16cid="http://schemas.microsoft.com/office/word/2016/wordml/cid" xmlns:w16se="http://schemas.microsoft.com/office/word/2015/wordml/symex" xmlns:wpg="http://schemas.microsoft.com/office/word/2010/wordprocessingGroup" xmlns:wpi="http://schemas.microsoft.com/office/word/2010/wordprocessingInk" xmlns:wne="http://schemas.microsoft.com/office/word/2006/wordml" xmlns:wps="http://schemas.microsoft.com/office/word/2010/wordprocessingShape" mc:Ignorable="w14 w15 w16se w16cid wp14">
+<w:numbering xmlns:wpc="http://schemas.microsoft.com/office/word/2010/wordprocessingCanvas" xmlns:cx="http://schemas.microsoft.com/office/drawing/2014/chartex" xmlns:cx1="http://schemas.microsoft.com/office/drawing/2015/9/8/chartex" xmlns:cx2="http://schemas.microsoft.com/office/drawing/2015/10/21/chartex" xmlns:cx3="http://schemas.microsoft.com/office/drawing/2016/5/9/chartex" xmlns:cx4="http://schemas.microsoft.com/office/drawing/2016/5/10/chartex" xmlns:cx5="http://schemas.microsoft.com/office/drawing/2016/5/11/chartex" xmlns:cx6="http://schemas.microsoft.com/office/drawing/2016/5/12/chartex" xmlns:cx7="http://schemas.microsoft.com/office/drawing/2016/5/13/chartex" xmlns:cx8="http://schemas.microsoft.com/office/drawing/2016/5/14/chartex" xmlns:mc="http://schemas.openxmlformats.org/markup-compatibility/2006" xmlns:aink="http://schemas.microsoft.com/office/drawing/2016/ink" xmlns:am3d="http://schemas.microsoft.com/office/drawing/2017/model3d" xmlns:o="urn:schemas-microsoft-com:office:office" xmlns:oel="http://schemas.microsoft.com/office/2019/extlst" xmlns:r="http://schemas.openxmlformats.org/officeDocument/2006/relationships" xmlns:m="http://schemas.openxmlformats.org/officeDocument/2006/math" xmlns:v="urn:schemas-microsoft-com:vml" xmlns:wp14="http://schemas.microsoft.com/office/word/2010/wordprocessingDrawing" xmlns:wp="http://schemas.openxmlformats.org/drawingml/2006/wordprocessingDrawing" xmlns:w10="urn:schemas-microsoft-com:office:word" xmlns:w="http://schemas.openxmlformats.org/wordprocessingml/2006/main" xmlns:w14="http://schemas.microsoft.com/office/word/2010/wordml" xmlns:w15="http://schemas.microsoft.com/office/word/2012/wordml" xmlns:w16cex="http://schemas.microsoft.com/office/word/2018/wordml/cex" xmlns:w16cid="http://schemas.microsoft.com/office/word/2016/wordml/cid" xmlns:w16="http://schemas.microsoft.com/office/word/2018/wordml" xmlns:w16sdtdh="http://schemas.microsoft.com/office/word/2020/wordml/sdtdatahash" xmlns:w16se="http://schemas.microsoft.com/office/word/2015/wordml/symex" xmlns:wpg="http://schemas.microsoft.com/office/word/2010/wordprocessingGroup" xmlns:wpi="http://schemas.microsoft.com/office/word/2010/wordprocessingInk" xmlns:wne="http://schemas.microsoft.com/office/word/2006/wordml" xmlns:wps="http://schemas.microsoft.com/office/word/2010/wordprocessingShape" mc:Ignorable="w14 w15 w16se w16cid w16 w16cex w16sdtdh wp14">
   <w:abstractNum w:abstractNumId="0" w15:restartNumberingAfterBreak="0">
     <w:nsid w:val="54494395"/>
     <w:multiLevelType w:val="hybridMultilevel"/>
@@ -2538,17 +2758,17 @@
       </w:pPr>
     </w:lvl>
   </w:abstractNum>
-  <w:num w:numId="1">
+  <w:num w:numId="1" w16cid:durableId="37827329">
     <w:abstractNumId w:val="1"/>
   </w:num>
-  <w:num w:numId="2">
+  <w:num w:numId="2" w16cid:durableId="859779347">
     <w:abstractNumId w:val="0"/>
   </w:num>
 </w:numbering>
 </file>
 
 <file path=word/styles.xml><?xml version="1.0" encoding="utf-8"?>
-<w:styles xmlns:mc="http://schemas.openxmlformats.org/markup-compatibility/2006" xmlns:r="http://schemas.openxmlformats.org/officeDocument/2006/relationships" xmlns:w="http://schemas.openxmlformats.org/wordprocessingml/2006/main" xmlns:w14="http://schemas.microsoft.com/office/word/2010/wordml" xmlns:w15="http://schemas.microsoft.com/office/word/2012/wordml" xmlns:w16cid="http://schemas.microsoft.com/office/word/2016/wordml/cid" xmlns:w16se="http://schemas.microsoft.com/office/word/2015/wordml/symex" mc:Ignorable="w14 w15 w16se w16cid">
+<w:styles xmlns:mc="http://schemas.openxmlformats.org/markup-compatibility/2006" xmlns:r="http://schemas.openxmlformats.org/officeDocument/2006/relationships" xmlns:w="http://schemas.openxmlformats.org/wordprocessingml/2006/main" xmlns:w14="http://schemas.microsoft.com/office/word/2010/wordml" xmlns:w15="http://schemas.microsoft.com/office/word/2012/wordml" xmlns:w16cex="http://schemas.microsoft.com/office/word/2018/wordml/cex" xmlns:w16cid="http://schemas.microsoft.com/office/word/2016/wordml/cid" xmlns:w16="http://schemas.microsoft.com/office/word/2018/wordml" xmlns:w16sdtdh="http://schemas.microsoft.com/office/word/2020/wordml/sdtdatahash" xmlns:w16se="http://schemas.microsoft.com/office/word/2015/wordml/symex" mc:Ignorable="w14 w15 w16se w16cid w16 w16cex w16sdtdh">
   <w:docDefaults>
     <w:rPrDefault>
       <w:rPr>
@@ -2564,7 +2784,7 @@
       </w:pPr>
     </w:pPrDefault>
   </w:docDefaults>
-  <w:latentStyles w:defLockedState="0" w:defUIPriority="99" w:defSemiHidden="0" w:defUnhideWhenUsed="0" w:defQFormat="0" w:count="375">
+  <w:latentStyles w:defLockedState="0" w:defUIPriority="99" w:defSemiHidden="0" w:defUnhideWhenUsed="0" w:defQFormat="0" w:count="376">
     <w:lsdException w:name="Normal" w:uiPriority="0" w:qFormat="1"/>
     <w:lsdException w:name="heading 1" w:uiPriority="9" w:qFormat="1"/>
     <w:lsdException w:name="heading 2" w:semiHidden="1" w:uiPriority="9" w:unhideWhenUsed="1" w:qFormat="1"/>
@@ -2940,6 +3160,7 @@
     <w:lsdException w:name="Smart Hyperlink" w:semiHidden="1" w:unhideWhenUsed="1"/>
     <w:lsdException w:name="Hashtag" w:semiHidden="1" w:unhideWhenUsed="1"/>
     <w:lsdException w:name="Unresolved Mention" w:semiHidden="1" w:unhideWhenUsed="1"/>
+    <w:lsdException w:name="Smart Link" w:semiHidden="1" w:unhideWhenUsed="1"/>
   </w:latentStyles>
   <w:style w:type="paragraph" w:default="1" w:styleId="Normal">
     <w:name w:val="Normal"/>
